--- a/svoyo-delo/대본/1부/14화_Doverie.docx
+++ b/svoyo-delo/대본/1부/14화_Doverie.docx
@@ -80,7 +80,7 @@
         <w:t xml:space="preserve"> </w:t>
       </w:r>
       <w:r>
-        <w:t xml:space="preserve">- 규칙: 지문 없음. 전 화 100% 「화자명: 대사」. 1턴 15단어 이내 + 긴 턴 10~15회(25~35단어). 문법 초점: 가정(Вы бы доверили…?), 대비(не после регистрации, а с сегодняшнего дня), 비교(шестьдесят — это доверие, девяносто — это надежда).</w:t>
+        <w:t xml:space="preserve">- 규칙: 지문 없음. 전 화 100% 「화자명: 대사」. 1턴 20단어 이내 + 긴 턴 10~15회(30~50단어). 문법 초점: 가정(Вы бы доверили…?), 대비(не после регистрации, а с сегодняшнего дня), 비교(шестьдесят — это доверие, девяносто — это надежда).</w:t>
       </w:r>
       <w:r>
         <w:t xml:space="preserve"> </w:t>
@@ -406,119 +406,119 @@
         <w:pStyle w:val="FirstParagraph"/>
       </w:pPr>
       <w:r>
-        <w:t xml:space="preserve">DOYUN: Алексей! Мы здесь. Президент впервые в России. Он смотрит на всё очень внимательно.</w:t>
-      </w:r>
-    </w:p>
-    <w:p>
-      <w:pPr>
-        <w:pStyle w:val="BodyText"/>
-      </w:pPr>
-      <w:r>
-        <w:t xml:space="preserve">ALEKSEY: Доюн! Здравствуйте, господин президент. Добро пожаловать в Москву.</w:t>
-      </w:r>
-    </w:p>
-    <w:p>
-      <w:pPr>
-        <w:pStyle w:val="BodyText"/>
-      </w:pPr>
-      <w:r>
-        <w:t xml:space="preserve">DOYUN: Он говорит: «Спасибо». По-русски. Он учил это слово в самолёте девять часов.</w:t>
-      </w:r>
-    </w:p>
-    <w:p>
-      <w:pPr>
-        <w:pStyle w:val="BodyText"/>
-      </w:pPr>
-      <w:r>
-        <w:t xml:space="preserve">IRINA: Здравствуйте, господин президент. Ирина. Мы виделись на экране в пять утра.</w:t>
-      </w:r>
-    </w:p>
-    <w:p>
-      <w:pPr>
-        <w:pStyle w:val="BodyText"/>
-      </w:pPr>
-      <w:r>
-        <w:t xml:space="preserve">DOYUN: Он помнит. Он говорит: «Женщина, которая встаёт в четыре ради таблицы».</w:t>
-      </w:r>
-    </w:p>
-    <w:p>
-      <w:pPr>
-        <w:pStyle w:val="BodyText"/>
-      </w:pPr>
-      <w:r>
-        <w:t xml:space="preserve">IRINA: Сегодня я встала в три. Таблица новая. В ней дыра. Я покажу её честно.</w:t>
-      </w:r>
-    </w:p>
-    <w:p>
-      <w:pPr>
-        <w:pStyle w:val="BodyText"/>
-      </w:pPr>
-      <w:r>
-        <w:t xml:space="preserve">DOYUN: Он говорит: дыру — в офисе. Сначала он хочет увидеть балкон.</w:t>
-      </w:r>
-    </w:p>
-    <w:p>
-      <w:pPr>
-        <w:pStyle w:val="BodyText"/>
-      </w:pPr>
-      <w:r>
-        <w:t xml:space="preserve">ALEKSEY: Балкон?</w:t>
-      </w:r>
-    </w:p>
-    <w:p>
-      <w:pPr>
-        <w:pStyle w:val="BodyText"/>
-      </w:pPr>
-      <w:r>
-        <w:t xml:space="preserve">DOYUN: Я рассказал ему, что ваш регистратор курит на балконе и без балкона не подписывала. Он хочет увидеть балкон, на котором решают такие вещи. Без балкона, говорит, нет решения.</w:t>
-      </w:r>
-    </w:p>
-    <w:p>
-      <w:pPr>
-        <w:pStyle w:val="BodyText"/>
-      </w:pPr>
-      <w:r>
-        <w:t xml:space="preserve">ALEKSEY: Тогда сначала балкон. Потом дыра. Потом Тула.</w:t>
-      </w:r>
-    </w:p>
-    <w:p>
-      <w:pPr>
-        <w:pStyle w:val="BodyText"/>
-      </w:pPr>
-      <w:r>
-        <w:t xml:space="preserve">DOYUN: Тула — главное. Он приехал в Россию из-за Тулы. И из-за вашей бабушки.</w:t>
-      </w:r>
-    </w:p>
-    <w:p>
-      <w:pPr>
-        <w:pStyle w:val="BodyText"/>
-      </w:pPr>
-      <w:r>
-        <w:t xml:space="preserve">IRINA: Бабушка знает?</w:t>
-      </w:r>
-    </w:p>
-    <w:p>
-      <w:pPr>
-        <w:pStyle w:val="BodyText"/>
-      </w:pPr>
-      <w:r>
-        <w:t xml:space="preserve">ALEKSEY: Знает. Она вчера испекла три пирога. Говорит, корейцы любят капусту.</w:t>
-      </w:r>
-    </w:p>
-    <w:p>
-      <w:pPr>
-        <w:pStyle w:val="BodyText"/>
-      </w:pPr>
-      <w:r>
-        <w:t xml:space="preserve">DOYUN: Корейцы любят капусту. Ваша бабушка — хороший аналитик рынка.</w:t>
-      </w:r>
-    </w:p>
-    <w:p>
-      <w:pPr>
-        <w:pStyle w:val="BodyText"/>
-      </w:pPr>
-      <w:r>
-        <w:t xml:space="preserve">IRINA: Машина у выхода. Пробки на Ленинградке. Будем через час, если повезёт.</w:t>
+        <w:t xml:space="preserve">DOYUN: Алексей! Мы здесь, у выхода. Президент впервые в России, поэтому смотрит на всё очень внимательно.</w:t>
+      </w:r>
+    </w:p>
+    <w:p>
+      <w:pPr>
+        <w:pStyle w:val="BodyText"/>
+      </w:pPr>
+      <w:r>
+        <w:t xml:space="preserve">ALEKSEY: Доюн, наконец-то! Здравствуйте, господин президент. Добро пожаловать в Москву, мы очень вас ждали.</w:t>
+      </w:r>
+    </w:p>
+    <w:p>
+      <w:pPr>
+        <w:pStyle w:val="BodyText"/>
+      </w:pPr>
+      <w:r>
+        <w:t xml:space="preserve">DOYUN: Он говорит «спасибо», причём по-русски. Он учил это слово в самолёте все девять часов.</w:t>
+      </w:r>
+    </w:p>
+    <w:p>
+      <w:pPr>
+        <w:pStyle w:val="BodyText"/>
+      </w:pPr>
+      <w:r>
+        <w:t xml:space="preserve">IRINA: Здравствуйте, господин президент. Я Ирина, мы с вами виделись на экране в пять утра.</w:t>
+      </w:r>
+    </w:p>
+    <w:p>
+      <w:pPr>
+        <w:pStyle w:val="BodyText"/>
+      </w:pPr>
+      <w:r>
+        <w:t xml:space="preserve">DOYUN: Он помнит. Он называет вас «женщиной, которая встаёт в четыре ради таблицы».</w:t>
+      </w:r>
+    </w:p>
+    <w:p>
+      <w:pPr>
+        <w:pStyle w:val="BodyText"/>
+      </w:pPr>
+      <w:r>
+        <w:t xml:space="preserve">IRINA: Сегодня я встала в три, потому что таблица новая. В ней есть дыра, и я покажу её честно.</w:t>
+      </w:r>
+    </w:p>
+    <w:p>
+      <w:pPr>
+        <w:pStyle w:val="BodyText"/>
+      </w:pPr>
+      <w:r>
+        <w:t xml:space="preserve">DOYUN: Он говорит, что дыру лучше смотреть в офисе. А сначала он хочет увидеть балкон.</w:t>
+      </w:r>
+    </w:p>
+    <w:p>
+      <w:pPr>
+        <w:pStyle w:val="BodyText"/>
+      </w:pPr>
+      <w:r>
+        <w:t xml:space="preserve">ALEKSEY: Балкон? Какой ещё балкон, я не совсем понимаю.</w:t>
+      </w:r>
+    </w:p>
+    <w:p>
+      <w:pPr>
+        <w:pStyle w:val="BodyText"/>
+      </w:pPr>
+      <w:r>
+        <w:t xml:space="preserve">DOYUN: Я рассказал ему, что ваш регистратор курит на балконе и без балкона ничего не подписывала. Теперь он хочет увидеть балкон, на котором решают такие вещи. Без балкона, говорит, нет решения.</w:t>
+      </w:r>
+    </w:p>
+    <w:p>
+      <w:pPr>
+        <w:pStyle w:val="BodyText"/>
+      </w:pPr>
+      <w:r>
+        <w:t xml:space="preserve">ALEKSEY: Тогда сначала балкон, потом дыра в таблице, а вечером мы поедем в Тулу.</w:t>
+      </w:r>
+    </w:p>
+    <w:p>
+      <w:pPr>
+        <w:pStyle w:val="BodyText"/>
+      </w:pPr>
+      <w:r>
+        <w:t xml:space="preserve">DOYUN: Тула для него главное. Он приехал в Россию из-за Тулы и из-за вашей бабушки.</w:t>
+      </w:r>
+    </w:p>
+    <w:p>
+      <w:pPr>
+        <w:pStyle w:val="BodyText"/>
+      </w:pPr>
+      <w:r>
+        <w:t xml:space="preserve">IRINA: Подождите, а бабушка уже знает, что к ней едет президент?</w:t>
+      </w:r>
+    </w:p>
+    <w:p>
+      <w:pPr>
+        <w:pStyle w:val="BodyText"/>
+      </w:pPr>
+      <w:r>
+        <w:t xml:space="preserve">ALEKSEY: Знает. Она вчера испекла три пирога, потому что уверена, что корейцы любят капусту.</w:t>
+      </w:r>
+    </w:p>
+    <w:p>
+      <w:pPr>
+        <w:pStyle w:val="BodyText"/>
+      </w:pPr>
+      <w:r>
+        <w:t xml:space="preserve">DOYUN: Корейцы действительно любят капусту. Ваша бабушка — хороший аналитик рынка, лучше многих консультантов.</w:t>
+      </w:r>
+    </w:p>
+    <w:p>
+      <w:pPr>
+        <w:pStyle w:val="BodyText"/>
+      </w:pPr>
+      <w:r>
+        <w:t xml:space="preserve">IRINA: Машина ждёт у выхода. На Ленинградке пробки, так что будем через час, если повезёт.</w:t>
       </w:r>
     </w:p>
     <w:bookmarkEnd w:id="21"/>
@@ -536,279 +536,279 @@
         <w:pStyle w:val="FirstParagraph"/>
       </w:pPr>
       <w:r>
-        <w:t xml:space="preserve">OLGA: Здравствуйте, господин президент. Миронова. Регистратор. Это мой балкон. Можно курить, если хотите.</w:t>
-      </w:r>
-    </w:p>
-    <w:p>
-      <w:pPr>
-        <w:pStyle w:val="BodyText"/>
-      </w:pPr>
-      <w:r>
-        <w:t xml:space="preserve">DOYUN: Он не курит. Но он вышел на балкон и смотрит на рельсы. Он говорит: «Хороший вид. Поезда приходят по расписанию?» Ему нравится, что поезда видно с работы.</w:t>
-      </w:r>
-    </w:p>
-    <w:p>
-      <w:pPr>
-        <w:pStyle w:val="BodyText"/>
-      </w:pPr>
-      <w:r>
-        <w:t xml:space="preserve">OLGA: Почти. Как регистрация. Почти по расписанию.</w:t>
-      </w:r>
-    </w:p>
-    <w:p>
-      <w:pPr>
-        <w:pStyle w:val="BodyText"/>
-      </w:pPr>
-      <w:r>
-        <w:t xml:space="preserve">ALEKSEY: Ольга Петровна, не пугайте президента сроками в первый же день.</w:t>
-      </w:r>
-    </w:p>
-    <w:p>
-      <w:pPr>
-        <w:pStyle w:val="BodyText"/>
-      </w:pPr>
-      <w:r>
-        <w:t xml:space="preserve">DOYUN: Он смеётся. Он показывает на дверь. Он видит картонку.</w:t>
-      </w:r>
-    </w:p>
-    <w:p>
-      <w:pPr>
-        <w:pStyle w:val="BodyText"/>
-      </w:pPr>
-      <w:r>
-        <w:t xml:space="preserve">ALEKSEY: Да. «Не навреди». Бабушкина. Сорок лет висела в медпункте. Теперь здесь.</w:t>
-      </w:r>
-    </w:p>
-    <w:p>
-      <w:pPr>
-        <w:pStyle w:val="BodyText"/>
-      </w:pPr>
-      <w:r>
-        <w:t xml:space="preserve">DOYUN: Он трогает картонку. Пальцем. Он спрашивает, почему буквы такие толстые.</w:t>
-      </w:r>
-    </w:p>
-    <w:p>
-      <w:pPr>
-        <w:pStyle w:val="BodyText"/>
-      </w:pPr>
-      <w:r>
-        <w:t xml:space="preserve">ALEKSEY: Бабушка обводила их каждый год синей ручкой, когда они бледнели. Теперь обвожу я.</w:t>
-      </w:r>
-    </w:p>
-    <w:p>
-      <w:pPr>
-        <w:pStyle w:val="BodyText"/>
-      </w:pPr>
-      <w:r>
-        <w:t xml:space="preserve">DOYUN: Он говорит: «Это как мыть пол. Каждые четыре часа. Чтобы не забыть».</w:t>
-      </w:r>
-    </w:p>
-    <w:p>
-      <w:pPr>
-        <w:pStyle w:val="BodyText"/>
-      </w:pPr>
-      <w:r>
-        <w:t xml:space="preserve">ALEKSEY: Именно так. Я обвожу по воскресеньям.</w:t>
-      </w:r>
-    </w:p>
-    <w:p>
-      <w:pPr>
-        <w:pStyle w:val="BodyText"/>
-      </w:pPr>
-      <w:r>
-        <w:t xml:space="preserve">DOYUN: Он говорит: «По воскресеньям — хорошо. Отец мыл по воскресеньям».</w:t>
-      </w:r>
-    </w:p>
-    <w:p>
-      <w:pPr>
-        <w:pStyle w:val="BodyText"/>
-      </w:pPr>
-      <w:r>
-        <w:t xml:space="preserve">IRINA: Господин президент, можно таблицу? Я обещала показать дыру.</w:t>
-      </w:r>
-    </w:p>
-    <w:p>
-      <w:pPr>
-        <w:pStyle w:val="BodyText"/>
-      </w:pPr>
-      <w:r>
-        <w:t xml:space="preserve">DOYUN: Он говорит: показывайте. Он садится. Он надевает очки. Это серьёзно.</w:t>
-      </w:r>
-    </w:p>
-    <w:p>
-      <w:pPr>
-        <w:pStyle w:val="BodyText"/>
-      </w:pPr>
-      <w:r>
-        <w:t xml:space="preserve">IRINA: Вот. Девять миллионов займами учредителей. Кредит под квартиру Алексея. Год платежей отложен отдельно. Регистрация шесть миллионов. Аренда, зарплаты, склад. Кассовый разрыв — почти восемь миллионов. И мы её не прячем.</w:t>
-      </w:r>
-    </w:p>
-    <w:p>
-      <w:pPr>
-        <w:pStyle w:val="BodyText"/>
-      </w:pPr>
-      <w:r>
-        <w:t xml:space="preserve">DOYUN: Он спрашивает: где вы возьмёте восемь миллионов?</w:t>
-      </w:r>
-    </w:p>
-    <w:p>
-      <w:pPr>
-        <w:pStyle w:val="BodyText"/>
-      </w:pPr>
-      <w:r>
-        <w:t xml:space="preserve">IRINA: Пока нигде. Это дыра.</w:t>
-      </w:r>
-    </w:p>
-    <w:p>
-      <w:pPr>
-        <w:pStyle w:val="BodyText"/>
-      </w:pPr>
-      <w:r>
-        <w:t xml:space="preserve">DOYUN: Он говорит: «Обычно мне показывают красивые таблицы. Без дыр. Потом дыры находим мы. Через год».</w:t>
-      </w:r>
-    </w:p>
-    <w:p>
-      <w:pPr>
-        <w:pStyle w:val="BodyText"/>
-      </w:pPr>
-      <w:r>
-        <w:t xml:space="preserve">IRINA: Поэтому я показываю сейчас. Чтобы вы нашли её не через год, а сегодня.</w:t>
-      </w:r>
-    </w:p>
-    <w:p>
-      <w:pPr>
-        <w:pStyle w:val="BodyText"/>
-      </w:pPr>
-      <w:r>
-        <w:t xml:space="preserve">DOYUN: Он спрашивает Ольгу Петровну: как идёт регистрация?</w:t>
-      </w:r>
-    </w:p>
-    <w:p>
-      <w:pPr>
-        <w:pStyle w:val="BodyText"/>
-      </w:pPr>
-      <w:r>
-        <w:t xml:space="preserve">OLGA: Образцы в лаборатории, двадцать четыре. Испытания — шесть недель. Перевод — сорок процентов.</w:t>
-      </w:r>
-    </w:p>
-    <w:p>
-      <w:pPr>
-        <w:pStyle w:val="BodyText"/>
-      </w:pPr>
-      <w:r>
-        <w:t xml:space="preserve">DOYUN: Он спрашивает про шесть шприцев. Госпожа Чон очень переживала.</w:t>
-      </w:r>
-    </w:p>
-    <w:p>
-      <w:pPr>
-        <w:pStyle w:val="BodyText"/>
-      </w:pPr>
-      <w:r>
-        <w:t xml:space="preserve">OLGA: Передайте госпоже Чон: её ошибка — лучшая ошибка за мои двадцать лет. Мы показали её сами, и таможня нам поверила. Её ошибка научила нашу компанию быстрее, чем я.</w:t>
-      </w:r>
-    </w:p>
-    <w:p>
-      <w:pPr>
-        <w:pStyle w:val="BodyText"/>
-      </w:pPr>
-      <w:r>
-        <w:t xml:space="preserve">DOYUN: Он говорит, что передаст. Слово в слово. Она будет плакать снова. Но по-другому.</w:t>
-      </w:r>
-    </w:p>
-    <w:p>
-      <w:pPr>
-        <w:pStyle w:val="BodyText"/>
-      </w:pPr>
-      <w:r>
-        <w:t xml:space="preserve">ALEKSEY: Господин президент, у вас есть вопросы?</w:t>
-      </w:r>
-    </w:p>
-    <w:p>
-      <w:pPr>
-        <w:pStyle w:val="BodyText"/>
-      </w:pPr>
-      <w:r>
-        <w:t xml:space="preserve">DOYUN: Один. Он спрашивает: «Сколько вы платите себе?»</w:t>
-      </w:r>
-    </w:p>
-    <w:p>
-      <w:pPr>
-        <w:pStyle w:val="BodyText"/>
-      </w:pPr>
-      <w:r>
-        <w:t xml:space="preserve">IRINA: Алексей — пятьдесят тысяч. Минимум для банка. Я — сорок. Ольга Петровна — половину ставки.</w:t>
-      </w:r>
-    </w:p>
-    <w:p>
-      <w:pPr>
-        <w:pStyle w:val="BodyText"/>
-      </w:pPr>
-      <w:r>
-        <w:t xml:space="preserve">DOYUN: Он спрашивает: «А сколько вы получали раньше?»</w:t>
-      </w:r>
-    </w:p>
-    <w:p>
-      <w:pPr>
-        <w:pStyle w:val="BodyText"/>
-      </w:pPr>
-      <w:r>
-        <w:t xml:space="preserve">ALEKSEY: Я — двести пятьдесят. Ирина — больше ста. Ольга Петровна — не говорит.</w:t>
-      </w:r>
-    </w:p>
-    <w:p>
-      <w:pPr>
-        <w:pStyle w:val="BodyText"/>
-      </w:pPr>
-      <w:r>
-        <w:t xml:space="preserve">OLGA: Не говорю. Но в пять раз больше, чем сейчас.</w:t>
-      </w:r>
-    </w:p>
-    <w:p>
-      <w:pPr>
-        <w:pStyle w:val="BodyText"/>
-      </w:pPr>
-      <w:r>
-        <w:t xml:space="preserve">DOYUN: Он долго молчит. Потом говорит: «Вы платите за своё дело. Не дело платит вам».</w:t>
-      </w:r>
-    </w:p>
-    <w:p>
-      <w:pPr>
-        <w:pStyle w:val="BodyText"/>
-      </w:pPr>
-      <w:r>
-        <w:t xml:space="preserve">IRINA: Это есть в таблице. Строка «Зарплаты учредителей». Самая маленькая строка.</w:t>
-      </w:r>
-    </w:p>
-    <w:p>
-      <w:pPr>
-        <w:pStyle w:val="BodyText"/>
-      </w:pPr>
-      <w:r>
-        <w:t xml:space="preserve">DOYUN: Он говорит: «Самая маленькая строка — самая важная. Её я запомню. Поехали в Тулу».</w:t>
-      </w:r>
-    </w:p>
-    <w:p>
-      <w:pPr>
-        <w:pStyle w:val="BodyText"/>
-      </w:pPr>
-      <w:r>
-        <w:t xml:space="preserve">OLGA: Я остаюсь. У меня перевод. И балкон. Господин президент, передайте бабушке, что балкон работает.</w:t>
-      </w:r>
-    </w:p>
-    <w:p>
-      <w:pPr>
-        <w:pStyle w:val="BodyText"/>
-      </w:pPr>
-      <w:r>
-        <w:t xml:space="preserve">DOYUN: Он кланяется вам. Говорит: «Регистратор, который считает месяцы. Как моя Сохи».</w:t>
-      </w:r>
-    </w:p>
-    <w:p>
-      <w:pPr>
-        <w:pStyle w:val="BodyText"/>
-      </w:pPr>
-      <w:r>
-        <w:t xml:space="preserve">OLGA: Скажите ему, что это комплимент для нас обеих. И что я не плачу. Почти.</w:t>
+        <w:t xml:space="preserve">OLGA: Здравствуйте, господин президент. Я Миронова, регистратор. Это мой балкон, и здесь можно курить, если хотите.</w:t>
+      </w:r>
+    </w:p>
+    <w:p>
+      <w:pPr>
+        <w:pStyle w:val="BodyText"/>
+      </w:pPr>
+      <w:r>
+        <w:t xml:space="preserve">DOYUN: Он не курит. Но он вышел на балкон и смотрит на рельсы. Он спрашивает: «Хороший вид. Поезда приходят по расписанию?» Ему нравится, что поезда видно прямо с работы. В Сеуле он работает на двадцатом этаже и ничего не видит.</w:t>
+      </w:r>
+    </w:p>
+    <w:p>
+      <w:pPr>
+        <w:pStyle w:val="BodyText"/>
+      </w:pPr>
+      <w:r>
+        <w:t xml:space="preserve">OLGA: Почти по расписанию, как и регистрация. Всё у нас приходит почти вовремя.</w:t>
+      </w:r>
+    </w:p>
+    <w:p>
+      <w:pPr>
+        <w:pStyle w:val="BodyText"/>
+      </w:pPr>
+      <w:r>
+        <w:t xml:space="preserve">ALEKSEY: Ольга Петровна, давайте не будем пугать президента сроками в первый же день.</w:t>
+      </w:r>
+    </w:p>
+    <w:p>
+      <w:pPr>
+        <w:pStyle w:val="BodyText"/>
+      </w:pPr>
+      <w:r>
+        <w:t xml:space="preserve">DOYUN: Он смеётся. А теперь он показывает на дверь, потому что увидел там картонку.</w:t>
+      </w:r>
+    </w:p>
+    <w:p>
+      <w:pPr>
+        <w:pStyle w:val="BodyText"/>
+      </w:pPr>
+      <w:r>
+        <w:t xml:space="preserve">ALEKSEY: Да, это «Не навреди», бабушкина картонка. Сорок лет она висела в медпункте, а теперь висит здесь.</w:t>
+      </w:r>
+    </w:p>
+    <w:p>
+      <w:pPr>
+        <w:pStyle w:val="BodyText"/>
+      </w:pPr>
+      <w:r>
+        <w:t xml:space="preserve">DOYUN: Он трогает картонку пальцем и спрашивает, почему буквы такие толстые.</w:t>
+      </w:r>
+    </w:p>
+    <w:p>
+      <w:pPr>
+        <w:pStyle w:val="BodyText"/>
+      </w:pPr>
+      <w:r>
+        <w:t xml:space="preserve">ALEKSEY: Бабушка каждый год обводила их синей ручкой, когда они бледнели. Теперь их обвожу я.</w:t>
+      </w:r>
+    </w:p>
+    <w:p>
+      <w:pPr>
+        <w:pStyle w:val="BodyText"/>
+      </w:pPr>
+      <w:r>
+        <w:t xml:space="preserve">DOYUN: Он говорит: «Это как мыть пол каждые четыре часа, чтобы не забыть, зачем ты здесь».</w:t>
+      </w:r>
+    </w:p>
+    <w:p>
+      <w:pPr>
+        <w:pStyle w:val="BodyText"/>
+      </w:pPr>
+      <w:r>
+        <w:t xml:space="preserve">ALEKSEY: Именно так. Я обвожу буквы по воскресеньям, когда в офисе никого нет.</w:t>
+      </w:r>
+    </w:p>
+    <w:p>
+      <w:pPr>
+        <w:pStyle w:val="BodyText"/>
+      </w:pPr>
+      <w:r>
+        <w:t xml:space="preserve">DOYUN: Он говорит, что воскресенье — хороший день, потому что его отец тоже мыл пол по воскресеньям.</w:t>
+      </w:r>
+    </w:p>
+    <w:p>
+      <w:pPr>
+        <w:pStyle w:val="BodyText"/>
+      </w:pPr>
+      <w:r>
+        <w:t xml:space="preserve">IRINA: Господин президент, можно я покажу таблицу? Я обещала показать дыру, и я её покажу.</w:t>
+      </w:r>
+    </w:p>
+    <w:p>
+      <w:pPr>
+        <w:pStyle w:val="BodyText"/>
+      </w:pPr>
+      <w:r>
+        <w:t xml:space="preserve">DOYUN: Он говорит: показывайте. Он садится и надевает очки, а это значит, что разговор серьёзный.</w:t>
+      </w:r>
+    </w:p>
+    <w:p>
+      <w:pPr>
+        <w:pStyle w:val="BodyText"/>
+      </w:pPr>
+      <w:r>
+        <w:t xml:space="preserve">IRINA: Вот. Девять миллионов займами учредителей, кредит под квартиру Алексея, год платежей отложен отдельно. Регистрация стоит шесть миллионов, плюс аренда, зарплаты и склад. Кассовый разрыв — почти восемь миллионов, и мы его не прячем.</w:t>
+      </w:r>
+    </w:p>
+    <w:p>
+      <w:pPr>
+        <w:pStyle w:val="BodyText"/>
+      </w:pPr>
+      <w:r>
+        <w:t xml:space="preserve">DOYUN: Он спрашивает: где вы возьмёте восемь миллионов, если банк больше не даст?</w:t>
+      </w:r>
+    </w:p>
+    <w:p>
+      <w:pPr>
+        <w:pStyle w:val="BodyText"/>
+      </w:pPr>
+      <w:r>
+        <w:t xml:space="preserve">IRINA: Пока нигде. Это и есть дыра, о которой я говорила.</w:t>
+      </w:r>
+    </w:p>
+    <w:p>
+      <w:pPr>
+        <w:pStyle w:val="BodyText"/>
+      </w:pPr>
+      <w:r>
+        <w:t xml:space="preserve">DOYUN: Он говорит: «Обычно мне показывают красивые таблицы без дыр. А потом, через год, дыры находим мы сами, и уже поздно».</w:t>
+      </w:r>
+    </w:p>
+    <w:p>
+      <w:pPr>
+        <w:pStyle w:val="BodyText"/>
+      </w:pPr>
+      <w:r>
+        <w:t xml:space="preserve">IRINA: Поэтому я и показываю её сейчас, чтобы вы нашли её не через год, а сегодня.</w:t>
+      </w:r>
+    </w:p>
+    <w:p>
+      <w:pPr>
+        <w:pStyle w:val="BodyText"/>
+      </w:pPr>
+      <w:r>
+        <w:t xml:space="preserve">DOYUN: Теперь он спрашивает Ольгу Петровну, как идёт регистрация.</w:t>
+      </w:r>
+    </w:p>
+    <w:p>
+      <w:pPr>
+        <w:pStyle w:val="BodyText"/>
+      </w:pPr>
+      <w:r>
+        <w:t xml:space="preserve">OLGA: Двадцать четыре образца уже в лаборатории, испытания займут шесть недель, а перевод готов на сорок процентов.</w:t>
+      </w:r>
+    </w:p>
+    <w:p>
+      <w:pPr>
+        <w:pStyle w:val="BodyText"/>
+      </w:pPr>
+      <w:r>
+        <w:t xml:space="preserve">DOYUN: Он спрашивает про шесть шприцев на таможне, потому что госпожа Чон очень переживала.</w:t>
+      </w:r>
+    </w:p>
+    <w:p>
+      <w:pPr>
+        <w:pStyle w:val="BodyText"/>
+      </w:pPr>
+      <w:r>
+        <w:t xml:space="preserve">OLGA: Передайте госпоже Чон, что её ошибка — лучшая ошибка за мои двадцать лет. Мы показали её сами, и поэтому таможня нам поверила. Её ошибка научила нашу компанию быстрее, чем могла бы научить я.</w:t>
+      </w:r>
+    </w:p>
+    <w:p>
+      <w:pPr>
+        <w:pStyle w:val="BodyText"/>
+      </w:pPr>
+      <w:r>
+        <w:t xml:space="preserve">DOYUN: Он говорит, что передаст это слово в слово. Она опять будет плакать, но уже по-другому.</w:t>
+      </w:r>
+    </w:p>
+    <w:p>
+      <w:pPr>
+        <w:pStyle w:val="BodyText"/>
+      </w:pPr>
+      <w:r>
+        <w:t xml:space="preserve">ALEKSEY: Господин президент, у вас есть ещё вопросы к нам, пока мы здесь?</w:t>
+      </w:r>
+    </w:p>
+    <w:p>
+      <w:pPr>
+        <w:pStyle w:val="BodyText"/>
+      </w:pPr>
+      <w:r>
+        <w:t xml:space="preserve">DOYUN: Только один. Он спрашивает: «Сколько вы платите себе?»</w:t>
+      </w:r>
+    </w:p>
+    <w:p>
+      <w:pPr>
+        <w:pStyle w:val="BodyText"/>
+      </w:pPr>
+      <w:r>
+        <w:t xml:space="preserve">IRINA: Алексей получает пятьдесят тысяч, это минимум для банка. Я получаю сорок, а Ольга Петровна — половину ставки.</w:t>
+      </w:r>
+    </w:p>
+    <w:p>
+      <w:pPr>
+        <w:pStyle w:val="BodyText"/>
+      </w:pPr>
+      <w:r>
+        <w:t xml:space="preserve">DOYUN: Тогда он спрашивает: «А сколько вы получали раньше, на прошлой работе?»</w:t>
+      </w:r>
+    </w:p>
+    <w:p>
+      <w:pPr>
+        <w:pStyle w:val="BodyText"/>
+      </w:pPr>
+      <w:r>
+        <w:t xml:space="preserve">ALEKSEY: Я получал двести пятьдесят, Ирина — больше ста, а Ольга Петровна об этом не говорит.</w:t>
+      </w:r>
+    </w:p>
+    <w:p>
+      <w:pPr>
+        <w:pStyle w:val="BodyText"/>
+      </w:pPr>
+      <w:r>
+        <w:t xml:space="preserve">OLGA: Не говорю, но скажу так: в пять раз больше, чем сейчас.</w:t>
+      </w:r>
+    </w:p>
+    <w:p>
+      <w:pPr>
+        <w:pStyle w:val="BodyText"/>
+      </w:pPr>
+      <w:r>
+        <w:t xml:space="preserve">DOYUN: Он долго молчит, а потом говорит: «Вы платите за своё дело. Не дело платит вам».</w:t>
+      </w:r>
+    </w:p>
+    <w:p>
+      <w:pPr>
+        <w:pStyle w:val="BodyText"/>
+      </w:pPr>
+      <w:r>
+        <w:t xml:space="preserve">IRINA: Это видно и в таблице. Строка «Зарплаты учредителей» — самая маленькая строка из всех.</w:t>
+      </w:r>
+    </w:p>
+    <w:p>
+      <w:pPr>
+        <w:pStyle w:val="BodyText"/>
+      </w:pPr>
+      <w:r>
+        <w:t xml:space="preserve">DOYUN: Он говорит: «Самая маленькая строка — самая важная, и её я запомню. А теперь поехали в Тулу».</w:t>
+      </w:r>
+    </w:p>
+    <w:p>
+      <w:pPr>
+        <w:pStyle w:val="BodyText"/>
+      </w:pPr>
+      <w:r>
+        <w:t xml:space="preserve">OLGA: Я останусь, потому что у меня перевод и балкон. Господин президент, передайте бабушке, что балкон работает.</w:t>
+      </w:r>
+    </w:p>
+    <w:p>
+      <w:pPr>
+        <w:pStyle w:val="BodyText"/>
+      </w:pPr>
+      <w:r>
+        <w:t xml:space="preserve">DOYUN: Он кланяется вам и говорит: «Регистратор, который считает месяцы. Совсем как моя Сохи».</w:t>
+      </w:r>
+    </w:p>
+    <w:p>
+      <w:pPr>
+        <w:pStyle w:val="BodyText"/>
+      </w:pPr>
+      <w:r>
+        <w:t xml:space="preserve">OLGA: Скажите ему, что это комплимент для нас обеих. И что я не плачу, по крайней мере почти.</w:t>
       </w:r>
     </w:p>
     <w:bookmarkEnd w:id="22"/>
@@ -826,87 +826,87 @@
         <w:pStyle w:val="FirstParagraph"/>
       </w:pPr>
       <w:r>
-        <w:t xml:space="preserve">VERA: Вот он, ваш президент. Здравствуйте. Проходите. Пироги на столе, но сначала руки помыть.</w:t>
-      </w:r>
-    </w:p>
-    <w:p>
-      <w:pPr>
-        <w:pStyle w:val="BodyText"/>
-      </w:pPr>
-      <w:r>
-        <w:t xml:space="preserve">DOYUN: Он говорит: «Здравствуйте». Сам, по-русски. И спрашивает, где помыть руки.</w:t>
-      </w:r>
-    </w:p>
-    <w:p>
-      <w:pPr>
-        <w:pStyle w:val="BodyText"/>
-      </w:pPr>
-      <w:r>
-        <w:t xml:space="preserve">VERA: Вот здесь, умывальник. Мыло хозяйственное. Другого не держу.</w:t>
-      </w:r>
-    </w:p>
-    <w:p>
-      <w:pPr>
-        <w:pStyle w:val="BodyText"/>
-      </w:pPr>
-      <w:r>
-        <w:t xml:space="preserve">DOYUN: Он говорит, что у его мамы было такое же. Коричневое. В горах Канвондо.</w:t>
-      </w:r>
-    </w:p>
-    <w:p>
-      <w:pPr>
-        <w:pStyle w:val="BodyText"/>
-      </w:pPr>
-      <w:r>
-        <w:t xml:space="preserve">VERA: Коричневое мыло — лучшее. Им я сорок лет руки мыла перед каждым пациентом.</w:t>
-      </w:r>
-    </w:p>
-    <w:p>
-      <w:pPr>
-        <w:pStyle w:val="BodyText"/>
-      </w:pPr>
-      <w:r>
-        <w:t xml:space="preserve">ALEKSEY: Бабуль, президент хочет увидеть медпункт. Если можно.</w:t>
-      </w:r>
-    </w:p>
-    <w:p>
-      <w:pPr>
-        <w:pStyle w:val="BodyText"/>
-      </w:pPr>
-      <w:r>
-        <w:t xml:space="preserve">VERA: Можно. Ключ у меня. Только там пыльно. Двенадцать лет никто не мыл.</w:t>
-      </w:r>
-    </w:p>
-    <w:p>
-      <w:pPr>
-        <w:pStyle w:val="BodyText"/>
-      </w:pPr>
-      <w:r>
-        <w:t xml:space="preserve">DOYUN: Он говорит: не страшно. Он видел пыльные места.</w:t>
-      </w:r>
-    </w:p>
-    <w:p>
-      <w:pPr>
-        <w:pStyle w:val="BodyText"/>
-      </w:pPr>
-      <w:r>
-        <w:t xml:space="preserve">VERA: Пойдёмте. Зина, не подглядывай из-за забора, я тебя вижу.</w:t>
-      </w:r>
-    </w:p>
-    <w:p>
-      <w:pPr>
-        <w:pStyle w:val="BodyText"/>
-      </w:pPr>
-      <w:r>
-        <w:t xml:space="preserve">ZINA: Я не подглядываю, Вера Павловна. Я любуюсь. Первый кореец в Сосновке!</w:t>
-      </w:r>
-    </w:p>
-    <w:p>
-      <w:pPr>
-        <w:pStyle w:val="BodyText"/>
-      </w:pPr>
-      <w:r>
-        <w:t xml:space="preserve">VERA: Первый и последний, если будешь так кричать. Иди, вари картошку.</w:t>
+        <w:t xml:space="preserve">VERA: Вот он, ваш президент. Здравствуйте, проходите. Пироги уже на столе, но сначала нужно помыть руки.</w:t>
+      </w:r>
+    </w:p>
+    <w:p>
+      <w:pPr>
+        <w:pStyle w:val="BodyText"/>
+      </w:pPr>
+      <w:r>
+        <w:t xml:space="preserve">DOYUN: Он сам говорит вам «здравствуйте» по-русски и спрашивает, где можно помыть руки.</w:t>
+      </w:r>
+    </w:p>
+    <w:p>
+      <w:pPr>
+        <w:pStyle w:val="BodyText"/>
+      </w:pPr>
+      <w:r>
+        <w:t xml:space="preserve">VERA: Вот здесь умывальник. Мыло хозяйственное, потому что другого я в доме не держу.</w:t>
+      </w:r>
+    </w:p>
+    <w:p>
+      <w:pPr>
+        <w:pStyle w:val="BodyText"/>
+      </w:pPr>
+      <w:r>
+        <w:t xml:space="preserve">DOYUN: Он говорит, что у его мамы было точно такое же мыло, коричневое, в горах Канвондо.</w:t>
+      </w:r>
+    </w:p>
+    <w:p>
+      <w:pPr>
+        <w:pStyle w:val="BodyText"/>
+      </w:pPr>
+      <w:r>
+        <w:t xml:space="preserve">VERA: Коричневое мыло — самое лучшее. Им я сорок лет мыла руки перед каждым пациентом.</w:t>
+      </w:r>
+    </w:p>
+    <w:p>
+      <w:pPr>
+        <w:pStyle w:val="BodyText"/>
+      </w:pPr>
+      <w:r>
+        <w:t xml:space="preserve">ALEKSEY: Бабуль, президент хочет увидеть твой медпункт, если ты, конечно, разрешишь.</w:t>
+      </w:r>
+    </w:p>
+    <w:p>
+      <w:pPr>
+        <w:pStyle w:val="BodyText"/>
+      </w:pPr>
+      <w:r>
+        <w:t xml:space="preserve">VERA: Разрешу, ключ у меня. Только там пыльно, потому что двенадцать лет никто не мыл.</w:t>
+      </w:r>
+    </w:p>
+    <w:p>
+      <w:pPr>
+        <w:pStyle w:val="BodyText"/>
+      </w:pPr>
+      <w:r>
+        <w:t xml:space="preserve">DOYUN: Он говорит, что это не страшно, потому что он видел много пыльных мест.</w:t>
+      </w:r>
+    </w:p>
+    <w:p>
+      <w:pPr>
+        <w:pStyle w:val="BodyText"/>
+      </w:pPr>
+      <w:r>
+        <w:t xml:space="preserve">VERA: Тогда пойдёмте. Зина, не подглядывай из-за забора, я тебя прекрасно вижу.</w:t>
+      </w:r>
+    </w:p>
+    <w:p>
+      <w:pPr>
+        <w:pStyle w:val="BodyText"/>
+      </w:pPr>
+      <w:r>
+        <w:t xml:space="preserve">ZINA: Я не подглядываю, Вера Павловна, я любуюсь! Первый кореец за всю историю Сосновки!</w:t>
+      </w:r>
+    </w:p>
+    <w:p>
+      <w:pPr>
+        <w:pStyle w:val="BodyText"/>
+      </w:pPr>
+      <w:r>
+        <w:t xml:space="preserve">VERA: Первый и последний, если будешь так кричать. Иди лучше вари картошку к ужину.</w:t>
       </w:r>
     </w:p>
     <w:p>
@@ -922,143 +922,143 @@
         <w:pStyle w:val="BodyText"/>
       </w:pPr>
       <w:r>
-        <w:t xml:space="preserve">VERA: Они везде есть. Деревенское радио. Вот медпункт. Заходите.</w:t>
-      </w:r>
-    </w:p>
-    <w:p>
-      <w:pPr>
-        <w:pStyle w:val="BodyText"/>
-      </w:pPr>
-      <w:r>
-        <w:t xml:space="preserve">DOYUN: Он долго смотрит. Журналы на полке. Пустой гвоздь над дверью.</w:t>
-      </w:r>
-    </w:p>
-    <w:p>
-      <w:pPr>
-        <w:pStyle w:val="BodyText"/>
-      </w:pPr>
-      <w:r>
-        <w:t xml:space="preserve">VERA: Там висела картонка. Теперь она у Алёши. Над его дверью в Москве.</w:t>
-      </w:r>
-    </w:p>
-    <w:p>
-      <w:pPr>
-        <w:pStyle w:val="BodyText"/>
-      </w:pPr>
-      <w:r>
-        <w:t xml:space="preserve">DOYUN: Он говорит: «Я видел. Сегодня утром. Буквы толстые».</w:t>
-      </w:r>
-    </w:p>
-    <w:p>
-      <w:pPr>
-        <w:pStyle w:val="BodyText"/>
-      </w:pPr>
-      <w:r>
-        <w:t xml:space="preserve">VERA: Толстые — потому что я их обводила сорок лет. Как вы моете пол.</w:t>
-      </w:r>
-    </w:p>
-    <w:p>
-      <w:pPr>
-        <w:pStyle w:val="BodyText"/>
-      </w:pPr>
-      <w:r>
-        <w:t xml:space="preserve">DOYUN: Он удивлён. Он спрашивает, откуда вы знаете про пол.</w:t>
-      </w:r>
-    </w:p>
-    <w:p>
-      <w:pPr>
-        <w:pStyle w:val="BodyText"/>
-      </w:pPr>
-      <w:r>
-        <w:t xml:space="preserve">VERA: Алёша рассказал. По телефону. Он мне всё рассказывает. Почти всё. Отцу — меньше.</w:t>
-      </w:r>
-    </w:p>
-    <w:p>
-      <w:pPr>
-        <w:pStyle w:val="BodyText"/>
-      </w:pPr>
-      <w:r>
-        <w:t xml:space="preserve">DOYUN: Президент снимает пиджак. Он что-то ищет глазами.</w:t>
-      </w:r>
-    </w:p>
-    <w:p>
-      <w:pPr>
-        <w:pStyle w:val="BodyText"/>
-      </w:pPr>
-      <w:r>
-        <w:t xml:space="preserve">ALEKSEY: Что он ищет?</w:t>
-      </w:r>
-    </w:p>
-    <w:p>
-      <w:pPr>
-        <w:pStyle w:val="BodyText"/>
-      </w:pPr>
-      <w:r>
-        <w:t xml:space="preserve">DOYUN: Ведро. Он спрашивает, есть ли здесь ведро и тряпка.</w:t>
-      </w:r>
-    </w:p>
-    <w:p>
-      <w:pPr>
-        <w:pStyle w:val="BodyText"/>
-      </w:pPr>
-      <w:r>
-        <w:t xml:space="preserve">VERA: Есть. В углу. Зачем ему?</w:t>
-      </w:r>
-    </w:p>
-    <w:p>
-      <w:pPr>
-        <w:pStyle w:val="BodyText"/>
-      </w:pPr>
-      <w:r>
-        <w:t xml:space="preserve">DOYUN: Он говорит: «Здесь двенадцать лет не мыли пол. Ваша мама, то есть бабушка, сорок лет здесь лечила. Разрешите мне помыть пол. Как мой отец в моём гараже».</w:t>
-      </w:r>
-    </w:p>
-    <w:p>
-      <w:pPr>
-        <w:pStyle w:val="BodyText"/>
-      </w:pPr>
-      <w:r>
-        <w:t xml:space="preserve">VERA: Да вы что. Вы гость. Президент. В костюме.</w:t>
-      </w:r>
-    </w:p>
-    <w:p>
-      <w:pPr>
-        <w:pStyle w:val="BodyText"/>
-      </w:pPr>
-      <w:r>
-        <w:t xml:space="preserve">DOYUN: Он говорит: «Я сын медсестры из деревни. Сегодня я не президент». И уже набирает воду.</w:t>
-      </w:r>
-    </w:p>
-    <w:p>
-      <w:pPr>
-        <w:pStyle w:val="BodyText"/>
-      </w:pPr>
-      <w:r>
-        <w:t xml:space="preserve">VERA: Алёша. Не мешай ему. Смотри.</w:t>
-      </w:r>
-    </w:p>
-    <w:p>
-      <w:pPr>
-        <w:pStyle w:val="BodyText"/>
-      </w:pPr>
-      <w:r>
-        <w:t xml:space="preserve">ALEKSEY: Бабуль, он правда моет. Весь пол. До последнего угла.</w:t>
-      </w:r>
-    </w:p>
-    <w:p>
-      <w:pPr>
-        <w:pStyle w:val="BodyText"/>
-      </w:pPr>
-      <w:r>
-        <w:t xml:space="preserve">VERA: Вижу. Сорок лет я ждала, кто помоет этот пол после меня. Не думала, что приедет из Кореи. В костюме. Президент. Значит, правильно я сорок лет мыла.</w:t>
-      </w:r>
-    </w:p>
-    <w:p>
-      <w:pPr>
-        <w:pStyle w:val="BodyText"/>
-      </w:pPr>
-      <w:r>
-        <w:t xml:space="preserve">ALEKSEY: Я тоже не думал. Я ничего не планировал. Он сам.</w:t>
+        <w:t xml:space="preserve">VERA: Такие соседки есть везде, это деревенское радио. Ну вот и медпункт, заходите.</w:t>
+      </w:r>
+    </w:p>
+    <w:p>
+      <w:pPr>
+        <w:pStyle w:val="BodyText"/>
+      </w:pPr>
+      <w:r>
+        <w:t xml:space="preserve">DOYUN: Он долго смотрит на журналы на полке и на пустой гвоздь над дверью.</w:t>
+      </w:r>
+    </w:p>
+    <w:p>
+      <w:pPr>
+        <w:pStyle w:val="BodyText"/>
+      </w:pPr>
+      <w:r>
+        <w:t xml:space="preserve">VERA: Там раньше висела картонка. Теперь она у Алёши, над его дверью в Москве.</w:t>
+      </w:r>
+    </w:p>
+    <w:p>
+      <w:pPr>
+        <w:pStyle w:val="BodyText"/>
+      </w:pPr>
+      <w:r>
+        <w:t xml:space="preserve">DOYUN: Он говорит: «Я видел её сегодня утром. Буквы очень толстые».</w:t>
+      </w:r>
+    </w:p>
+    <w:p>
+      <w:pPr>
+        <w:pStyle w:val="BodyText"/>
+      </w:pPr>
+      <w:r>
+        <w:t xml:space="preserve">VERA: Они толстые, потому что я обводила их сорок лет. Так же, как вы моете пол.</w:t>
+      </w:r>
+    </w:p>
+    <w:p>
+      <w:pPr>
+        <w:pStyle w:val="BodyText"/>
+      </w:pPr>
+      <w:r>
+        <w:t xml:space="preserve">DOYUN: Он удивлён и спрашивает, откуда вы знаете, что он моет пол.</w:t>
+      </w:r>
+    </w:p>
+    <w:p>
+      <w:pPr>
+        <w:pStyle w:val="BodyText"/>
+      </w:pPr>
+      <w:r>
+        <w:t xml:space="preserve">VERA: Алёша рассказал мне по телефону. Он мне всё рассказывает, почти всё, а отцу — гораздо меньше.</w:t>
+      </w:r>
+    </w:p>
+    <w:p>
+      <w:pPr>
+        <w:pStyle w:val="BodyText"/>
+      </w:pPr>
+      <w:r>
+        <w:t xml:space="preserve">DOYUN: Президент снимает пиджак и что-то ищет глазами по углам.</w:t>
+      </w:r>
+    </w:p>
+    <w:p>
+      <w:pPr>
+        <w:pStyle w:val="BodyText"/>
+      </w:pPr>
+      <w:r>
+        <w:t xml:space="preserve">ALEKSEY: Доюн, а что он ищет? Может быть, ему нужна помощь?</w:t>
+      </w:r>
+    </w:p>
+    <w:p>
+      <w:pPr>
+        <w:pStyle w:val="BodyText"/>
+      </w:pPr>
+      <w:r>
+        <w:t xml:space="preserve">DOYUN: Он ищет ведро. Он спрашивает, есть ли здесь ведро и тряпка.</w:t>
+      </w:r>
+    </w:p>
+    <w:p>
+      <w:pPr>
+        <w:pStyle w:val="BodyText"/>
+      </w:pPr>
+      <w:r>
+        <w:t xml:space="preserve">VERA: Есть, вон там в углу. Но зачем они ему понадобились?</w:t>
+      </w:r>
+    </w:p>
+    <w:p>
+      <w:pPr>
+        <w:pStyle w:val="BodyText"/>
+      </w:pPr>
+      <w:r>
+        <w:t xml:space="preserve">DOYUN: Он говорит: «Здесь двенадцать лет не мыли пол, а ваша бабушка сорок лет здесь лечила людей. Разрешите мне помыть этот пол, как мой отец мыл пол в своём гараже». Он просит не спорить с ним.</w:t>
+      </w:r>
+    </w:p>
+    <w:p>
+      <w:pPr>
+        <w:pStyle w:val="BodyText"/>
+      </w:pPr>
+      <w:r>
+        <w:t xml:space="preserve">VERA: Да вы что! Вы же гость, президент, да ещё и в костюме.</w:t>
+      </w:r>
+    </w:p>
+    <w:p>
+      <w:pPr>
+        <w:pStyle w:val="BodyText"/>
+      </w:pPr>
+      <w:r>
+        <w:t xml:space="preserve">DOYUN: Он говорит: «Я сын деревенской медсестры, и сегодня я не президент». И он уже набирает воду.</w:t>
+      </w:r>
+    </w:p>
+    <w:p>
+      <w:pPr>
+        <w:pStyle w:val="BodyText"/>
+      </w:pPr>
+      <w:r>
+        <w:t xml:space="preserve">VERA: Алёша, не мешай ему. Просто стой и смотри.</w:t>
+      </w:r>
+    </w:p>
+    <w:p>
+      <w:pPr>
+        <w:pStyle w:val="BodyText"/>
+      </w:pPr>
+      <w:r>
+        <w:t xml:space="preserve">ALEKSEY: Бабуль, он правда моет пол, весь пол, до самого последнего угла.</w:t>
+      </w:r>
+    </w:p>
+    <w:p>
+      <w:pPr>
+        <w:pStyle w:val="BodyText"/>
+      </w:pPr>
+      <w:r>
+        <w:t xml:space="preserve">VERA: Вижу. Сорок лет я ждала, кто помоет этот пол после меня. Не думала, что приедет человек из Кореи, в костюме, да ещё и президент. Значит, правильно я сорок лет мыла.</w:t>
+      </w:r>
+    </w:p>
+    <w:p>
+      <w:pPr>
+        <w:pStyle w:val="BodyText"/>
+      </w:pPr>
+      <w:r>
+        <w:t xml:space="preserve">ALEKSEY: Я тоже такого не ожидал. Я ничего не планировал, он всё решил сам.</w:t>
       </w:r>
     </w:p>
     <w:bookmarkEnd w:id="23"/>
@@ -1076,31 +1076,31 @@
         <w:pStyle w:val="FirstParagraph"/>
       </w:pPr>
       <w:r>
-        <w:t xml:space="preserve">DOYUN: Президент говорит, что пироги с капустой — лучшие в его жизни. После маминых.</w:t>
-      </w:r>
-    </w:p>
-    <w:p>
-      <w:pPr>
-        <w:pStyle w:val="BodyText"/>
-      </w:pPr>
-      <w:r>
-        <w:t xml:space="preserve">VERA: После маминых — правильно. Мамины всегда первые. Ешьте ещё.</w:t>
-      </w:r>
-    </w:p>
-    <w:p>
-      <w:pPr>
-        <w:pStyle w:val="BodyText"/>
-      </w:pPr>
-      <w:r>
-        <w:t xml:space="preserve">DOYUN: Он спрашивает разрешения задать вам вопрос. Как фельдшеру.</w:t>
-      </w:r>
-    </w:p>
-    <w:p>
-      <w:pPr>
-        <w:pStyle w:val="BodyText"/>
-      </w:pPr>
-      <w:r>
-        <w:t xml:space="preserve">VERA: Задавайте. Я сорок лет отвечала на вопросы. Ещё один выдержу.</w:t>
+        <w:t xml:space="preserve">DOYUN: Президент говорит, что ваши пироги с капустой — лучшие в его жизни, после маминых.</w:t>
+      </w:r>
+    </w:p>
+    <w:p>
+      <w:pPr>
+        <w:pStyle w:val="BodyText"/>
+      </w:pPr>
+      <w:r>
+        <w:t xml:space="preserve">VERA: После маминых — это правильно, мамины всегда первые. Ешьте ещё, не стесняйтесь.</w:t>
+      </w:r>
+    </w:p>
+    <w:p>
+      <w:pPr>
+        <w:pStyle w:val="BodyText"/>
+      </w:pPr>
+      <w:r>
+        <w:t xml:space="preserve">DOYUN: Он спрашивает разрешения задать вам один вопрос, как фельдшеру.</w:t>
+      </w:r>
+    </w:p>
+    <w:p>
+      <w:pPr>
+        <w:pStyle w:val="BodyText"/>
+      </w:pPr>
+      <w:r>
+        <w:t xml:space="preserve">VERA: Задавайте. Я сорок лет отвечала на вопросы, так что ещё один как-нибудь выдержу.</w:t>
       </w:r>
     </w:p>
     <w:p>
@@ -1124,39 +1124,39 @@
         <w:pStyle w:val="BodyText"/>
       </w:pPr>
       <w:r>
-        <w:t xml:space="preserve">ALEKSEY: Бабуль!</w:t>
-      </w:r>
-    </w:p>
-    <w:p>
-      <w:pPr>
-        <w:pStyle w:val="BodyText"/>
-      </w:pPr>
-      <w:r>
-        <w:t xml:space="preserve">VERA: Подожди. Я не закончила. Сегодня — нет. Он торопится. Торопливым лекарства не доверяют. Но он слушает, когда его останавливают. Это я видела. Через год — доверю. Если будет слушать.</w:t>
-      </w:r>
-    </w:p>
-    <w:p>
-      <w:pPr>
-        <w:pStyle w:val="BodyText"/>
-      </w:pPr>
-      <w:r>
-        <w:t xml:space="preserve">DOYUN: Он долго молчит. Потом говорит: «Это самый честный ответ, который я слышал про человека, с которым собираюсь работать». Обычно ему говорят «да» и потом не выполняют.</w:t>
-      </w:r>
-    </w:p>
-    <w:p>
-      <w:pPr>
-        <w:pStyle w:val="BodyText"/>
-      </w:pPr>
-      <w:r>
-        <w:t xml:space="preserve">IRINA: Можно я скажу, господин президент? На таможне его остановили. Он послушал. Сразу.</w:t>
-      </w:r>
-    </w:p>
-    <w:p>
-      <w:pPr>
-        <w:pStyle w:val="BodyText"/>
-      </w:pPr>
-      <w:r>
-        <w:t xml:space="preserve">DOYUN: Он говорит: «Я знаю. Госпожа Чон рассказала. Он сказал</w:t>
+        <w:t xml:space="preserve">ALEKSEY: Бабуль! Ну как же так?</w:t>
+      </w:r>
+    </w:p>
+    <w:p>
+      <w:pPr>
+        <w:pStyle w:val="BodyText"/>
+      </w:pPr>
+      <w:r>
+        <w:t xml:space="preserve">VERA: Подожди, я не закончила. Сегодня — нет, потому что он торопится, а торопливым лекарства не доверяют. Но он слушает, когда его останавливают, это я видела сама. Через год — доверю, если он будет слушать.</w:t>
+      </w:r>
+    </w:p>
+    <w:p>
+      <w:pPr>
+        <w:pStyle w:val="BodyText"/>
+      </w:pPr>
+      <w:r>
+        <w:t xml:space="preserve">DOYUN: Он долго молчит, а потом говорит: «Это самый честный ответ о человеке, с которым я собираюсь работать». Обычно ему говорят «да», а потом не выполняют обещаний. Поэтому ваше «нет» он ценит больше, чем чужое «да».</w:t>
+      </w:r>
+    </w:p>
+    <w:p>
+      <w:pPr>
+        <w:pStyle w:val="BodyText"/>
+      </w:pPr>
+      <w:r>
+        <w:t xml:space="preserve">IRINA: Можно я скажу, господин президент? На таможне его остановили, и он сразу послушал.</w:t>
+      </w:r>
+    </w:p>
+    <w:p>
+      <w:pPr>
+        <w:pStyle w:val="BodyText"/>
+      </w:pPr>
+      <w:r>
+        <w:t xml:space="preserve">DOYUN: Он говорит: «Я знаю, госпожа Чон рассказала. Он сказал</w:t>
       </w:r>
       <w:r>
         <w:t xml:space="preserve"> </w:t>
@@ -1194,111 +1194,111 @@
         <w:pStyle w:val="BodyText"/>
       </w:pPr>
       <w:r>
-        <w:t xml:space="preserve">ALEKSEY: Я не горжусь этим.</w:t>
-      </w:r>
-    </w:p>
-    <w:p>
-      <w:pPr>
-        <w:pStyle w:val="BodyText"/>
-      </w:pPr>
-      <w:r>
-        <w:t xml:space="preserve">DOYUN: Он говорит: «И не надо гордиться. Надо помнить. Как пол».</w:t>
-      </w:r>
-    </w:p>
-    <w:p>
-      <w:pPr>
-        <w:pStyle w:val="BodyText"/>
-      </w:pPr>
-      <w:r>
-        <w:t xml:space="preserve">VERA: Хорошо сказал. Алёша, запиши. Рядом с картонкой.</w:t>
-      </w:r>
-    </w:p>
-    <w:p>
-      <w:pPr>
-        <w:pStyle w:val="BodyText"/>
-      </w:pPr>
-      <w:r>
-        <w:t xml:space="preserve">DOYUN: Президент встаёт. Он говорит, что хочет сказать решение здесь. Не в офисе. На крыльце.</w:t>
-      </w:r>
-    </w:p>
-    <w:p>
-      <w:pPr>
-        <w:pStyle w:val="BodyText"/>
-      </w:pPr>
-      <w:r>
-        <w:t xml:space="preserve">ALEKSEY: Мы слушаем.</w:t>
-      </w:r>
-    </w:p>
-    <w:p>
-      <w:pPr>
-        <w:pStyle w:val="BodyText"/>
-      </w:pPr>
-      <w:r>
-        <w:t xml:space="preserve">DOYUN: Он говорит: «Шестая строка. Отсрочка платежа. Шестьдесят дней. С первого контейнера. Не после регистрации. С сегодняшнего дня. Я подпишу протокол здесь, на крыльце, если бабушка разрешит».</w:t>
-      </w:r>
-    </w:p>
-    <w:p>
-      <w:pPr>
-        <w:pStyle w:val="BodyText"/>
-      </w:pPr>
-      <w:r>
-        <w:t xml:space="preserve">IRINA: Шестьдесят дней. Не девяносто.</w:t>
-      </w:r>
-    </w:p>
-    <w:p>
-      <w:pPr>
-        <w:pStyle w:val="BodyText"/>
-      </w:pPr>
-      <w:r>
-        <w:t xml:space="preserve">DOYUN: Он говорит: «Не девяносто. Шестьдесят — это доверие. Девяносто — это уже надежда. Надежду я не продаю».</w:t>
-      </w:r>
-    </w:p>
-    <w:p>
-      <w:pPr>
-        <w:pStyle w:val="BodyText"/>
-      </w:pPr>
-      <w:r>
-        <w:t xml:space="preserve">ALEKSEY: Господин президент, почему сегодня? Вы говорили: «после доверия».</w:t>
-      </w:r>
-    </w:p>
-    <w:p>
-      <w:pPr>
-        <w:pStyle w:val="BodyText"/>
-      </w:pPr>
-      <w:r>
-        <w:t xml:space="preserve">DOYUN: Он говорит: «Доверие пришло. Раньше, чем я думал. Его принесли дыра в таблице, шесть шприцев на таможне и пол в медпункте. Таблицы я видел много, а такой пол — первый раз».</w:t>
-      </w:r>
-    </w:p>
-    <w:p>
-      <w:pPr>
-        <w:pStyle w:val="BodyText"/>
-      </w:pPr>
-      <w:r>
-        <w:t xml:space="preserve">IRINA: Я записываю. Шестая строка заполнена. Отсрочка шестьдесят дней с первого контейнера. Кассовый разрыв не вырастет на тринадцать миллионов. Таблица почти сходится. Я сейчас заплачу, как госпожа Чон.</w:t>
-      </w:r>
-    </w:p>
-    <w:p>
-      <w:pPr>
-        <w:pStyle w:val="BodyText"/>
-      </w:pPr>
-      <w:r>
-        <w:t xml:space="preserve">ALEKSEY: Спасибо. Мы вам доверяем тоже. Можно я скажу это по-корейски? Доюн меня учил.</w:t>
-      </w:r>
-    </w:p>
-    <w:p>
-      <w:pPr>
-        <w:pStyle w:val="BodyText"/>
-      </w:pPr>
-      <w:r>
-        <w:t xml:space="preserve">DOYUN: Скажите. Он ждёт.</w:t>
-      </w:r>
-    </w:p>
-    <w:p>
-      <w:pPr>
-        <w:pStyle w:val="BodyText"/>
-      </w:pPr>
-      <w:r>
-        <w:t xml:space="preserve">ALEKSEY: «Мидсымнида». Простите. «Мидсымнида». Мы вам доверяем.</w:t>
+        <w:t xml:space="preserve">ALEKSEY: Я не горжусь этим, честно говоря, мне до сих пор неловко.</w:t>
+      </w:r>
+    </w:p>
+    <w:p>
+      <w:pPr>
+        <w:pStyle w:val="BodyText"/>
+      </w:pPr>
+      <w:r>
+        <w:t xml:space="preserve">DOYUN: Он говорит: «И не надо гордиться. Надо просто помнить, как пол».</w:t>
+      </w:r>
+    </w:p>
+    <w:p>
+      <w:pPr>
+        <w:pStyle w:val="BodyText"/>
+      </w:pPr>
+      <w:r>
+        <w:t xml:space="preserve">VERA: Хорошо сказал. Алёша, запиши это и повесь рядом с картонкой.</w:t>
+      </w:r>
+    </w:p>
+    <w:p>
+      <w:pPr>
+        <w:pStyle w:val="BodyText"/>
+      </w:pPr>
+      <w:r>
+        <w:t xml:space="preserve">DOYUN: Президент встаёт. Он хочет объявить решение здесь, на крыльце, а не в офисе.</w:t>
+      </w:r>
+    </w:p>
+    <w:p>
+      <w:pPr>
+        <w:pStyle w:val="BodyText"/>
+      </w:pPr>
+      <w:r>
+        <w:t xml:space="preserve">ALEKSEY: Мы слушаем вас очень внимательно.</w:t>
+      </w:r>
+    </w:p>
+    <w:p>
+      <w:pPr>
+        <w:pStyle w:val="BodyText"/>
+      </w:pPr>
+      <w:r>
+        <w:t xml:space="preserve">DOYUN: Он говорит: «Шестая строка, отсрочка платежа. Шестьдесят дней, начиная с первого контейнера, а не после регистрации. С сегодняшнего дня. Я подпишу протокол здесь, на крыльце, если бабушка разрешит». Он уже достал ручку.</w:t>
+      </w:r>
+    </w:p>
+    <w:p>
+      <w:pPr>
+        <w:pStyle w:val="BodyText"/>
+      </w:pPr>
+      <w:r>
+        <w:t xml:space="preserve">IRINA: Значит, шестьдесят дней, а не девяносто, как мы просили?</w:t>
+      </w:r>
+    </w:p>
+    <w:p>
+      <w:pPr>
+        <w:pStyle w:val="BodyText"/>
+      </w:pPr>
+      <w:r>
+        <w:t xml:space="preserve">DOYUN: Он говорит: «Не девяносто. Шестьдесят — это доверие, а девяносто — это уже надежда, а надежду я не продаю».</w:t>
+      </w:r>
+    </w:p>
+    <w:p>
+      <w:pPr>
+        <w:pStyle w:val="BodyText"/>
+      </w:pPr>
+      <w:r>
+        <w:t xml:space="preserve">ALEKSEY: Господин президент, но почему именно сегодня? Вы же говорили, что отсрочка будет только «после доверия».</w:t>
+      </w:r>
+    </w:p>
+    <w:p>
+      <w:pPr>
+        <w:pStyle w:val="BodyText"/>
+      </w:pPr>
+      <w:r>
+        <w:t xml:space="preserve">DOYUN: Он говорит: «Доверие пришло раньше, чем я думал. Его принесли дыра в таблице, шесть шприцев на таможне и пол в медпункте. Таблиц я видел много, а такой пол — первый раз».</w:t>
+      </w:r>
+    </w:p>
+    <w:p>
+      <w:pPr>
+        <w:pStyle w:val="BodyText"/>
+      </w:pPr>
+      <w:r>
+        <w:t xml:space="preserve">IRINA: Я записываю: шестая строка заполнена, отсрочка шестьдесят дней с первого контейнера. Значит, кассовый разрыв не вырастет на тринадцать миллионов, и таблица почти сходится. Сейчас я заплачу, как госпожа Чон. Это от счастья.</w:t>
+      </w:r>
+    </w:p>
+    <w:p>
+      <w:pPr>
+        <w:pStyle w:val="BodyText"/>
+      </w:pPr>
+      <w:r>
+        <w:t xml:space="preserve">ALEKSEY: Спасибо вам. Мы вам тоже доверяем. Можно я скажу это по-корейски? Доюн меня учил.</w:t>
+      </w:r>
+    </w:p>
+    <w:p>
+      <w:pPr>
+        <w:pStyle w:val="BodyText"/>
+      </w:pPr>
+      <w:r>
+        <w:t xml:space="preserve">DOYUN: Скажите, он ждёт и очень внимательно слушает.</w:t>
+      </w:r>
+    </w:p>
+    <w:p>
+      <w:pPr>
+        <w:pStyle w:val="BodyText"/>
+      </w:pPr>
+      <w:r>
+        <w:t xml:space="preserve">ALEKSEY: «Мидсымнида». Простите, я волнуюсь. «Мидсымнида». Мы вам доверяем.</w:t>
       </w:r>
     </w:p>
     <w:bookmarkEnd w:id="24"/>
@@ -1316,119 +1316,119 @@
         <w:pStyle w:val="FirstParagraph"/>
       </w:pPr>
       <w:r>
-        <w:t xml:space="preserve">ZINA: Вера Павловна, а кореец правда пол мыл? Мне вся деревня не верит.</w:t>
-      </w:r>
-    </w:p>
-    <w:p>
-      <w:pPr>
-        <w:pStyle w:val="BodyText"/>
-      </w:pPr>
-      <w:r>
-        <w:t xml:space="preserve">DOYUN: Правда. Я свидетель. А теперь президент хочет подарить вам кое-что, Вера Павловна. Фотографию.</w:t>
-      </w:r>
-    </w:p>
-    <w:p>
-      <w:pPr>
-        <w:pStyle w:val="BodyText"/>
-      </w:pPr>
-      <w:r>
-        <w:t xml:space="preserve">VERA: Чью?</w:t>
-      </w:r>
-    </w:p>
-    <w:p>
-      <w:pPr>
-        <w:pStyle w:val="BodyText"/>
-      </w:pPr>
-      <w:r>
-        <w:t xml:space="preserve">DOYUN: Его мамы. Перед медпунктом в Канвондо. Шестьдесят восьмой год. Белый халат, рядом велосипед.</w:t>
-      </w:r>
-    </w:p>
-    <w:p>
-      <w:pPr>
-        <w:pStyle w:val="BodyText"/>
-      </w:pPr>
-      <w:r>
-        <w:t xml:space="preserve">VERA: Велосипед. У меня тоже был. Повешу на гвоздь, где была картонка.</w:t>
-      </w:r>
-    </w:p>
-    <w:p>
-      <w:pPr>
-        <w:pStyle w:val="BodyText"/>
-      </w:pPr>
-      <w:r>
-        <w:t xml:space="preserve">DOYUN: Он говорит, что это лучшее место в мире для мамы.</w:t>
-      </w:r>
-    </w:p>
-    <w:p>
-      <w:pPr>
-        <w:pStyle w:val="BodyText"/>
-      </w:pPr>
-      <w:r>
-        <w:t xml:space="preserve">VERA: А я ему тоже кое-что. Вот. Мой тонометр. Механический. Сорок лет служил. Пусть в Корее меряет давление. Он много работает. И пусть не спорит со мной.</w:t>
-      </w:r>
-    </w:p>
-    <w:p>
-      <w:pPr>
-        <w:pStyle w:val="BodyText"/>
-      </w:pPr>
-      <w:r>
-        <w:t xml:space="preserve">DOYUN: Он держит его двумя руками. Говорит: «Буду мерить каждое утро».</w:t>
-      </w:r>
-    </w:p>
-    <w:p>
-      <w:pPr>
-        <w:pStyle w:val="BodyText"/>
-      </w:pPr>
-      <w:r>
-        <w:t xml:space="preserve">VERA: И ещё скажите ему одно. Как фельдшер.</w:t>
-      </w:r>
-    </w:p>
-    <w:p>
-      <w:pPr>
-        <w:pStyle w:val="BodyText"/>
-      </w:pPr>
-      <w:r>
-        <w:t xml:space="preserve">DOYUN: Говорите.</w:t>
-      </w:r>
-    </w:p>
-    <w:p>
-      <w:pPr>
-        <w:pStyle w:val="BodyText"/>
-      </w:pPr>
-      <w:r>
-        <w:t xml:space="preserve">VERA: Пусть бережёт моего внука от спешки. Я не всегда рядом. А корейцы, вижу, умеют ждать.</w:t>
-      </w:r>
-    </w:p>
-    <w:p>
-      <w:pPr>
-        <w:pStyle w:val="BodyText"/>
-      </w:pPr>
-      <w:r>
-        <w:t xml:space="preserve">DOYUN: Перевёл. Он говорит: «Обещаю. Мы будем ждать вместе. А вы берегите себя».</w:t>
-      </w:r>
-    </w:p>
-    <w:p>
-      <w:pPr>
-        <w:pStyle w:val="BodyText"/>
-      </w:pPr>
-      <w:r>
-        <w:t xml:space="preserve">ALEKSEY: Бабуль, автобус. Нам пора.</w:t>
-      </w:r>
-    </w:p>
-    <w:p>
-      <w:pPr>
-        <w:pStyle w:val="BodyText"/>
-      </w:pPr>
-      <w:r>
-        <w:t xml:space="preserve">VERA: Езжайте. Алёша, первый контейнер — не торопись его везти. Отсрочка — не значит «вези сейчас».</w:t>
-      </w:r>
-    </w:p>
-    <w:p>
-      <w:pPr>
-        <w:pStyle w:val="BodyText"/>
-      </w:pPr>
-      <w:r>
-        <w:t xml:space="preserve">ALEKSEY: Бабуль, я уже попросил Доюна. Сегодня ночью. Контейнер отгрузят через две недели. Чтобы быть готовыми в день регистрации. Ольге Петровне я ещё не сказал. Боюсь её больше, чем таможни.</w:t>
+        <w:t xml:space="preserve">ZINA: Вера Павловна, а кореец правда мыл пол? Мне вся деревня не верит, говорят, что я выдумываю.</w:t>
+      </w:r>
+    </w:p>
+    <w:p>
+      <w:pPr>
+        <w:pStyle w:val="BodyText"/>
+      </w:pPr>
+      <w:r>
+        <w:t xml:space="preserve">DOYUN: Правда, я свидетель. А теперь президент хочет подарить вам кое-что, Вера Павловна. Это фотография.</w:t>
+      </w:r>
+    </w:p>
+    <w:p>
+      <w:pPr>
+        <w:pStyle w:val="BodyText"/>
+      </w:pPr>
+      <w:r>
+        <w:t xml:space="preserve">VERA: Фотография? А чья, интересно?</w:t>
+      </w:r>
+    </w:p>
+    <w:p>
+      <w:pPr>
+        <w:pStyle w:val="BodyText"/>
+      </w:pPr>
+      <w:r>
+        <w:t xml:space="preserve">DOYUN: Его мамы, перед медпунктом в Канвондо, шестьдесят восьмой год. На ней белый халат, а рядом велосипед.</w:t>
+      </w:r>
+    </w:p>
+    <w:p>
+      <w:pPr>
+        <w:pStyle w:val="BodyText"/>
+      </w:pPr>
+      <w:r>
+        <w:t xml:space="preserve">VERA: Велосипед! У меня тоже такой был. Я повешу её на гвоздь, где раньше висела картонка.</w:t>
+      </w:r>
+    </w:p>
+    <w:p>
+      <w:pPr>
+        <w:pStyle w:val="BodyText"/>
+      </w:pPr>
+      <w:r>
+        <w:t xml:space="preserve">DOYUN: Он говорит, что для его мамы это лучшее место в мире.</w:t>
+      </w:r>
+    </w:p>
+    <w:p>
+      <w:pPr>
+        <w:pStyle w:val="BodyText"/>
+      </w:pPr>
+      <w:r>
+        <w:t xml:space="preserve">VERA: А я ему тоже кое-что подарю. Вот мой механический тонометр, он служил мне сорок лет. Пусть в Корее меряет давление, потому что он много работает. И пусть не спорит со мной.</w:t>
+      </w:r>
+    </w:p>
+    <w:p>
+      <w:pPr>
+        <w:pStyle w:val="BodyText"/>
+      </w:pPr>
+      <w:r>
+        <w:t xml:space="preserve">DOYUN: Он держит тонометр двумя руками и говорит: «Буду мерить давление каждое утро».</w:t>
+      </w:r>
+    </w:p>
+    <w:p>
+      <w:pPr>
+        <w:pStyle w:val="BodyText"/>
+      </w:pPr>
+      <w:r>
+        <w:t xml:space="preserve">VERA: И скажите ему ещё одну вещь. Как фельдшер, а не как бабушка.</w:t>
+      </w:r>
+    </w:p>
+    <w:p>
+      <w:pPr>
+        <w:pStyle w:val="BodyText"/>
+      </w:pPr>
+      <w:r>
+        <w:t xml:space="preserve">DOYUN: Говорите, я переведу слово в слово.</w:t>
+      </w:r>
+    </w:p>
+    <w:p>
+      <w:pPr>
+        <w:pStyle w:val="BodyText"/>
+      </w:pPr>
+      <w:r>
+        <w:t xml:space="preserve">VERA: Пусть бережёт моего внука от спешки, ведь я не всегда буду рядом. А корейцы, вижу, умеют ждать.</w:t>
+      </w:r>
+    </w:p>
+    <w:p>
+      <w:pPr>
+        <w:pStyle w:val="BodyText"/>
+      </w:pPr>
+      <w:r>
+        <w:t xml:space="preserve">DOYUN: Я перевёл. Он говорит: «Обещаю. Мы будем ждать вместе. А вы, пожалуйста, берегите себя».</w:t>
+      </w:r>
+    </w:p>
+    <w:p>
+      <w:pPr>
+        <w:pStyle w:val="BodyText"/>
+      </w:pPr>
+      <w:r>
+        <w:t xml:space="preserve">ALEKSEY: Бабуль, автобус уже подходит, нам пора ехать.</w:t>
+      </w:r>
+    </w:p>
+    <w:p>
+      <w:pPr>
+        <w:pStyle w:val="BodyText"/>
+      </w:pPr>
+      <w:r>
+        <w:t xml:space="preserve">VERA: Езжайте. Алёша, первый контейнер не торопись везти. Отсрочка — это не значит «вези сейчас».</w:t>
+      </w:r>
+    </w:p>
+    <w:p>
+      <w:pPr>
+        <w:pStyle w:val="BodyText"/>
+      </w:pPr>
+      <w:r>
+        <w:t xml:space="preserve">ALEKSEY: Бабуль, я уже попросил Доюна сегодня ночью. Контейнер отгрузят через две недели, чтобы мы были готовы в день регистрации. Ольге Петровне я ещё не сказал, потому что боюсь её больше, чем таможни.</w:t>
       </w:r>
     </w:p>
     <w:p>
@@ -2174,7 +2174,7 @@
         <w:t xml:space="preserve">“</w:t>
       </w:r>
       <w:r>
-        <w:t xml:space="preserve">Подожди. Я не закончила. Сегодня — нет. Он торопится. Торопливым лекарства не доверяют. Но он слушает, когда его останавливают. Это я видела. Через год — доверю. Если будет слушать.</w:t>
+        <w:t xml:space="preserve">Подожди, я не закончила. Сегодня — нет, потому что он торопится, а торопливым лекарства не доверяют. Но он слушает, когда его останавливают, это я видела сама. Через год — доверю, если он будет слушать.</w:t>
       </w:r>
       <w:r>
         <w:t xml:space="preserve">”</w:t>
@@ -2254,7 +2254,7 @@
               <w:jc w:val="left"/>
             </w:pPr>
             <w:r>
-              <w:t xml:space="preserve">Подожди. Я не закончила.</w:t>
+              <w:t xml:space="preserve">Подожди, я не закончила.</w:t>
             </w:r>
           </w:p>
         </w:tc>
@@ -2280,31 +2280,31 @@
               <w:jc w:val="left"/>
             </w:pPr>
             <w:r>
-              <w:t xml:space="preserve">② 현재 판단</w:t>
-            </w:r>
-          </w:p>
-        </w:tc>
-        <w:tc>
-          <w:tcPr/>
-          <w:p>
-            <w:pPr>
-              <w:pStyle w:val="Compact"/>
-              <w:jc w:val="left"/>
-            </w:pPr>
-            <w:r>
-              <w:t xml:space="preserve">Сегодня — нет. Он торопится.</w:t>
-            </w:r>
-          </w:p>
-        </w:tc>
-        <w:tc>
-          <w:tcPr/>
-          <w:p>
-            <w:pPr>
-              <w:pStyle w:val="Compact"/>
-              <w:jc w:val="left"/>
-            </w:pPr>
-            <w:r>
-              <w:t xml:space="preserve">짧은 근거</w:t>
+              <w:t xml:space="preserve">② 현재 판단 + 이유</w:t>
+            </w:r>
+          </w:p>
+        </w:tc>
+        <w:tc>
+          <w:tcPr/>
+          <w:p>
+            <w:pPr>
+              <w:pStyle w:val="Compact"/>
+              <w:jc w:val="left"/>
+            </w:pPr>
+            <w:r>
+              <w:t xml:space="preserve">Сегодня — нет, потому что он торопится,</w:t>
+            </w:r>
+          </w:p>
+        </w:tc>
+        <w:tc>
+          <w:tcPr/>
+          <w:p>
+            <w:pPr>
+              <w:pStyle w:val="Compact"/>
+              <w:jc w:val="left"/>
+            </w:pPr>
+            <w:r>
+              <w:t xml:space="preserve">потому что로 근거를 붙임</w:t>
             </w:r>
           </w:p>
         </w:tc>
@@ -2330,7 +2330,7 @@
               <w:jc w:val="left"/>
             </w:pPr>
             <w:r>
-              <w:t xml:space="preserve">Торопливым лекарства не доверяют.</w:t>
+              <w:t xml:space="preserve">а торопливым лекарства не доверяют.</w:t>
             </w:r>
           </w:p>
         </w:tc>
@@ -2368,19 +2368,19 @@
               <w:jc w:val="left"/>
             </w:pPr>
             <w:r>
-              <w:t xml:space="preserve">Но он слушает, когда его останавливают.</w:t>
-            </w:r>
-          </w:p>
-        </w:tc>
-        <w:tc>
-          <w:tcPr/>
-          <w:p>
-            <w:pPr>
-              <w:pStyle w:val="Compact"/>
-              <w:jc w:val="left"/>
-            </w:pPr>
-            <w:r>
-              <w:t xml:space="preserve">но + когда</w:t>
+              <w:t xml:space="preserve">Но он слушает, когда его останавливают, это я видела сама.</w:t>
+            </w:r>
+          </w:p>
+        </w:tc>
+        <w:tc>
+          <w:tcPr/>
+          <w:p>
+            <w:pPr>
+              <w:pStyle w:val="Compact"/>
+              <w:jc w:val="left"/>
+            </w:pPr>
+            <w:r>
+              <w:t xml:space="preserve">но + когда, 직접 목격 강조</w:t>
             </w:r>
           </w:p>
         </w:tc>
@@ -2406,19 +2406,19 @@
               <w:jc w:val="left"/>
             </w:pPr>
             <w:r>
-              <w:t xml:space="preserve">Через год — доверю. Если будет слушать.</w:t>
-            </w:r>
-          </w:p>
-        </w:tc>
-        <w:tc>
-          <w:tcPr/>
-          <w:p>
-            <w:pPr>
-              <w:pStyle w:val="Compact"/>
-              <w:jc w:val="left"/>
-            </w:pPr>
-            <w:r>
-              <w:t xml:space="preserve">미래 + 조건</w:t>
+              <w:t xml:space="preserve">Через год — доверю, если он будет слушать.</w:t>
+            </w:r>
+          </w:p>
+        </w:tc>
+        <w:tc>
+          <w:tcPr/>
+          <w:p>
+            <w:pPr>
+              <w:pStyle w:val="Compact"/>
+              <w:jc w:val="left"/>
+            </w:pPr>
+            <w:r>
+              <w:t xml:space="preserve">미래 + если 조건</w:t>
             </w:r>
           </w:p>
         </w:tc>
@@ -2442,7 +2442,7 @@
         <w:t xml:space="preserve">“</w:t>
       </w:r>
       <w:r>
-        <w:t xml:space="preserve">Сегодня — нет. Потому что… Но… Это я видела. Через год — да. Если…</w:t>
+        <w:t xml:space="preserve">Сегодня — нет, потому что… Но…, это я видела сама. Через год — да, если…</w:t>
       </w:r>
       <w:r>
         <w:t xml:space="preserve">”</w:t>
@@ -2461,7 +2461,7 @@
         <w:t xml:space="preserve"> </w:t>
       </w:r>
       <w:r>
-        <w:t xml:space="preserve">но(하지만) · когда(~할 때) · если(만약)</w:t>
+        <w:t xml:space="preserve">потому что(왜냐하면) · но(하지만) · когда(~할 때) · если(만약)</w:t>
       </w:r>
       <w:r>
         <w:t xml:space="preserve"> </w:t>
@@ -2492,7 +2492,7 @@
         <w:t xml:space="preserve">”</w:t>
       </w:r>
       <w:r>
-        <w:t xml:space="preserve">라고 답하는 25~30단어 문장 만들기.</w:t>
+        <w:t xml:space="preserve">라고 답하는 30~50단어 발화 만들기.</w:t>
       </w:r>
     </w:p>
     <w:bookmarkEnd w:id="30"/>
@@ -2981,23 +2981,23 @@
         <w:pStyle w:val="FirstParagraph"/>
       </w:pPr>
       <w:r>
-        <w:t xml:space="preserve">도윤: 알렉세이! 여기요. 대표님은 러시아가 처음이에요. 모든 걸 아주 유심히 보고 계세요.</w:t>
-      </w:r>
-    </w:p>
-    <w:p>
-      <w:pPr>
-        <w:pStyle w:val="BodyText"/>
-      </w:pPr>
-      <w:r>
-        <w:t xml:space="preserve">알렉세이: 도윤! 안녕하세요, 대표님. 모스크바에 오신 걸 환영합니다.</w:t>
-      </w:r>
-    </w:p>
-    <w:p>
-      <w:pPr>
-        <w:pStyle w:val="BodyText"/>
-      </w:pPr>
-      <w:r>
-        <w:t xml:space="preserve">도윤: 「스파시바」라고 하세요. 러시아어로. 비행기에서 아홉 시간 동안 그 단어를 연습하셨어요.</w:t>
+        <w:t xml:space="preserve">도윤: 알렉세이! 여기요, 출구 쪽이에요. 대표님은 러시아가 처음이라 모든 걸 아주 유심히 보고 계세요.</w:t>
+      </w:r>
+    </w:p>
+    <w:p>
+      <w:pPr>
+        <w:pStyle w:val="BodyText"/>
+      </w:pPr>
+      <w:r>
+        <w:t xml:space="preserve">알렉세이: 도윤, 드디어! 안녕하세요, 대표님. 모스크바에 오신 걸 환영합니다. 정말 기다렸어요.</w:t>
+      </w:r>
+    </w:p>
+    <w:p>
+      <w:pPr>
+        <w:pStyle w:val="BodyText"/>
+      </w:pPr>
+      <w:r>
+        <w:t xml:space="preserve">도윤: 「스파시바」라고 하세요, 그것도 러시아어로요. 비행기에서 아홉 시간 내내 그 단어를 연습하셨어요.</w:t>
       </w:r>
     </w:p>
     <w:p>
@@ -3013,87 +3013,87 @@
         <w:pStyle w:val="BodyText"/>
       </w:pPr>
       <w:r>
-        <w:t xml:space="preserve">도윤: 기억하세요. 「표 때문에 4시에 일어나는 여성」이라고 하세요.</w:t>
-      </w:r>
-    </w:p>
-    <w:p>
-      <w:pPr>
-        <w:pStyle w:val="BodyText"/>
-      </w:pPr>
-      <w:r>
-        <w:t xml:space="preserve">이리나: 오늘은 3시에 일어났어요. 표가 새로 나왔어요. 구멍이 있어요. 정직하게 보여 드릴게요.</w:t>
-      </w:r>
-    </w:p>
-    <w:p>
-      <w:pPr>
-        <w:pStyle w:val="BodyText"/>
-      </w:pPr>
-      <w:r>
-        <w:t xml:space="preserve">도윤: 구멍은 사무실에서 보자고 하세요. 먼저 발코니를 보고 싶으시대요.</w:t>
-      </w:r>
-    </w:p>
-    <w:p>
-      <w:pPr>
-        <w:pStyle w:val="BodyText"/>
-      </w:pPr>
-      <w:r>
-        <w:t xml:space="preserve">알렉세이: 발코니요?</w:t>
-      </w:r>
-    </w:p>
-    <w:p>
-      <w:pPr>
-        <w:pStyle w:val="BodyText"/>
-      </w:pPr>
-      <w:r>
-        <w:t xml:space="preserve">도윤: 등록 전문가가 발코니에서 담배를 피우고, 발코니 없으면 서명을 안 했다고 말씀드렸어요. 그런 일이 결정되는 발코니를 보고 싶으시대요. 발코니 없이는 결정도 없다고요.</w:t>
-      </w:r>
-    </w:p>
-    <w:p>
-      <w:pPr>
-        <w:pStyle w:val="BodyText"/>
-      </w:pPr>
-      <w:r>
-        <w:t xml:space="preserve">알렉세이: 그럼 발코니 먼저. 그다음 구멍. 그다음 툴라.</w:t>
-      </w:r>
-    </w:p>
-    <w:p>
-      <w:pPr>
-        <w:pStyle w:val="BodyText"/>
-      </w:pPr>
-      <w:r>
-        <w:t xml:space="preserve">도윤: 툴라가 핵심이에요. 툴라 때문에 러시아에 오셨어요. 할머님 때문에요.</w:t>
-      </w:r>
-    </w:p>
-    <w:p>
-      <w:pPr>
-        <w:pStyle w:val="BodyText"/>
-      </w:pPr>
-      <w:r>
-        <w:t xml:space="preserve">이리나: 할머님도 아세요?</w:t>
-      </w:r>
-    </w:p>
-    <w:p>
-      <w:pPr>
-        <w:pStyle w:val="BodyText"/>
-      </w:pPr>
-      <w:r>
-        <w:t xml:space="preserve">알렉세이: 아세요. 어제 파이를 세 판 구우셨어요. 한국 사람들은 양배추를 좋아한대요.</w:t>
-      </w:r>
-    </w:p>
-    <w:p>
-      <w:pPr>
-        <w:pStyle w:val="BodyText"/>
-      </w:pPr>
-      <w:r>
-        <w:t xml:space="preserve">도윤: 한국 사람들은 양배추를 좋아하죠. 할머님은 훌륭한 시장 분석가시네요.</w:t>
-      </w:r>
-    </w:p>
-    <w:p>
-      <w:pPr>
-        <w:pStyle w:val="BodyText"/>
-      </w:pPr>
-      <w:r>
-        <w:t xml:space="preserve">이리나: 차는 출구에 있어요. 레닌그라드 대로가 막혀요. 운 좋으면 한 시간이에요.</w:t>
+        <w:t xml:space="preserve">도윤: 기억하세요. 「표 때문에 4시에 일어나는 여성」이라고 부르세요.</w:t>
+      </w:r>
+    </w:p>
+    <w:p>
+      <w:pPr>
+        <w:pStyle w:val="BodyText"/>
+      </w:pPr>
+      <w:r>
+        <w:t xml:space="preserve">이리나: 오늘은 3시에 일어났어요, 표가 새로 나와서요. 구멍이 하나 있는데, 정직하게 보여 드릴게요.</w:t>
+      </w:r>
+    </w:p>
+    <w:p>
+      <w:pPr>
+        <w:pStyle w:val="BodyText"/>
+      </w:pPr>
+      <w:r>
+        <w:t xml:space="preserve">도윤: 구멍은 사무실에서 보는 게 낫대요. 그리고 먼저 발코니를 보고 싶으시대요.</w:t>
+      </w:r>
+    </w:p>
+    <w:p>
+      <w:pPr>
+        <w:pStyle w:val="BodyText"/>
+      </w:pPr>
+      <w:r>
+        <w:t xml:space="preserve">알렉세이: 발코니요? 무슨 발코니인지 잘 모르겠는데요.</w:t>
+      </w:r>
+    </w:p>
+    <w:p>
+      <w:pPr>
+        <w:pStyle w:val="BodyText"/>
+      </w:pPr>
+      <w:r>
+        <w:t xml:space="preserve">도윤: 등록 전문가가 발코니에서 담배를 피우고, 발코니 없이는 아무것도 서명하지 않았다고 말씀드렸거든요. 이제 그런 일이 결정되는 발코니를 보고 싶으시대요. 발코니 없이는 결정도 없다고요.</w:t>
+      </w:r>
+    </w:p>
+    <w:p>
+      <w:pPr>
+        <w:pStyle w:val="BodyText"/>
+      </w:pPr>
+      <w:r>
+        <w:t xml:space="preserve">알렉세이: 그럼 먼저 발코니, 그다음 표의 구멍, 그리고 저녁엔 툴라로 가죠.</w:t>
+      </w:r>
+    </w:p>
+    <w:p>
+      <w:pPr>
+        <w:pStyle w:val="BodyText"/>
+      </w:pPr>
+      <w:r>
+        <w:t xml:space="preserve">도윤: 대표님께는 툴라가 핵심이에요. 툴라와 할머님 때문에 러시아에 오셨어요.</w:t>
+      </w:r>
+    </w:p>
+    <w:p>
+      <w:pPr>
+        <w:pStyle w:val="BodyText"/>
+      </w:pPr>
+      <w:r>
+        <w:t xml:space="preserve">이리나: 잠깐만요, 할머님은 대표님이 오시는 걸 벌써 아세요?</w:t>
+      </w:r>
+    </w:p>
+    <w:p>
+      <w:pPr>
+        <w:pStyle w:val="BodyText"/>
+      </w:pPr>
+      <w:r>
+        <w:t xml:space="preserve">알렉세이: 아세요. 한국 사람들은 양배추를 좋아한다고 확신하셔서 어제 파이를 세 판 구우셨어요.</w:t>
+      </w:r>
+    </w:p>
+    <w:p>
+      <w:pPr>
+        <w:pStyle w:val="BodyText"/>
+      </w:pPr>
+      <w:r>
+        <w:t xml:space="preserve">도윤: 한국 사람들은 정말 양배추를 좋아해요. 할머님은 웬만한 컨설턴트보다 나은 시장 분석가시네요.</w:t>
+      </w:r>
+    </w:p>
+    <w:p>
+      <w:pPr>
+        <w:pStyle w:val="BodyText"/>
+      </w:pPr>
+      <w:r>
+        <w:t xml:space="preserve">이리나: 차는 출구에서 기다려요. 레닌그라드 대로가 막히니까, 운이 좋으면 한 시간 걸려요.</w:t>
       </w:r>
     </w:p>
     <w:bookmarkEnd w:id="33"/>
@@ -3119,127 +3119,127 @@
         <w:pStyle w:val="BodyText"/>
       </w:pPr>
       <w:r>
-        <w:t xml:space="preserve">도윤: 담배는 안 피우세요. 그런데 발코니에 나가서 철길을 보고 계세요. 「좋은 경치군요. 기차는 시간표대로 옵니까?」 일하면서 기차가 보이는 게 마음에 드신대요.</w:t>
-      </w:r>
-    </w:p>
-    <w:p>
-      <w:pPr>
-        <w:pStyle w:val="BodyText"/>
-      </w:pPr>
-      <w:r>
-        <w:t xml:space="preserve">올가: 거의요. 등록처럼요. 거의 시간표대로.</w:t>
-      </w:r>
-    </w:p>
-    <w:p>
-      <w:pPr>
-        <w:pStyle w:val="BodyText"/>
-      </w:pPr>
-      <w:r>
-        <w:t xml:space="preserve">알렉세이: 올가 페트로브나, 첫날부터 대표님께 기한으로 겁주지 마세요.</w:t>
-      </w:r>
-    </w:p>
-    <w:p>
-      <w:pPr>
-        <w:pStyle w:val="BodyText"/>
-      </w:pPr>
-      <w:r>
-        <w:t xml:space="preserve">도윤: 웃으세요. 문을 가리키세요. 판지를 보셨어요.</w:t>
-      </w:r>
-    </w:p>
-    <w:p>
-      <w:pPr>
-        <w:pStyle w:val="BodyText"/>
-      </w:pPr>
-      <w:r>
-        <w:t xml:space="preserve">알렉세이: 네. 「해를 끼치지 말라」. 할머니 거예요. 진료소에 40년 걸려 있었어요. 이제 여기요.</w:t>
-      </w:r>
-    </w:p>
-    <w:p>
-      <w:pPr>
-        <w:pStyle w:val="BodyText"/>
-      </w:pPr>
-      <w:r>
-        <w:t xml:space="preserve">도윤: 판지를 만져 보세요. 손가락으로. 왜 글씨가 이렇게 두껍냐고 물으세요.</w:t>
-      </w:r>
-    </w:p>
-    <w:p>
-      <w:pPr>
-        <w:pStyle w:val="BodyText"/>
-      </w:pPr>
-      <w:r>
-        <w:t xml:space="preserve">알렉세이: 할머니가 글씨가 흐려질 때마다 해마다 파란 볼펜으로 덧그리셨어요. 이제 제가 덧그려요.</w:t>
-      </w:r>
-    </w:p>
-    <w:p>
-      <w:pPr>
-        <w:pStyle w:val="BodyText"/>
-      </w:pPr>
-      <w:r>
-        <w:t xml:space="preserve">도윤: 「바닥 닦는 것과 같군요. 네 시간마다. 잊지 않으려고.」</w:t>
-      </w:r>
-    </w:p>
-    <w:p>
-      <w:pPr>
-        <w:pStyle w:val="BodyText"/>
-      </w:pPr>
-      <w:r>
-        <w:t xml:space="preserve">알렉세이: 바로 그거예요. 저는 일요일마다 덧그려요.</w:t>
-      </w:r>
-    </w:p>
-    <w:p>
-      <w:pPr>
-        <w:pStyle w:val="BodyText"/>
-      </w:pPr>
-      <w:r>
-        <w:t xml:space="preserve">도윤: 「일요일 — 좋습니다. 제 아버지도 일요일에 닦으셨어요.」</w:t>
-      </w:r>
-    </w:p>
-    <w:p>
-      <w:pPr>
-        <w:pStyle w:val="BodyText"/>
-      </w:pPr>
-      <w:r>
-        <w:t xml:space="preserve">이리나: 대표님, 표를 보여 드려도 될까요? 구멍을 보여 드리기로 했잖아요.</w:t>
-      </w:r>
-    </w:p>
-    <w:p>
-      <w:pPr>
-        <w:pStyle w:val="BodyText"/>
-      </w:pPr>
-      <w:r>
-        <w:t xml:space="preserve">도윤: 보여 주라고 하세요. 앉으세요. 안경을 쓰세요. 진지하신 거예요.</w:t>
-      </w:r>
-    </w:p>
-    <w:p>
-      <w:pPr>
-        <w:pStyle w:val="BodyText"/>
-      </w:pPr>
-      <w:r>
-        <w:t xml:space="preserve">이리나: 여기요. 설립자 대여금 900만. 알렉세이 아파트 담보 대출. 1년 치 상환금은 따로 보관. 등록 600만. 임대료, 급여, 창고. 현금 공백 — 거의 800만. 그리고 그걸 숨기지 않아요.</w:t>
-      </w:r>
-    </w:p>
-    <w:p>
-      <w:pPr>
-        <w:pStyle w:val="BodyText"/>
-      </w:pPr>
-      <w:r>
-        <w:t xml:space="preserve">도윤: 800만은 어디서 구하실 거냐고 물으세요.</w:t>
-      </w:r>
-    </w:p>
-    <w:p>
-      <w:pPr>
-        <w:pStyle w:val="BodyText"/>
-      </w:pPr>
-      <w:r>
-        <w:t xml:space="preserve">이리나: 아직은 어디에서도요. 그게 구멍이에요.</w:t>
-      </w:r>
-    </w:p>
-    <w:p>
-      <w:pPr>
-        <w:pStyle w:val="BodyText"/>
-      </w:pPr>
-      <w:r>
-        <w:t xml:space="preserve">도윤: 「보통 나는 예쁜 표를 봅니다. 구멍 없는. 구멍은 우리가 1년 뒤에 찾아내죠.」</w:t>
+        <w:t xml:space="preserve">도윤: 담배는 안 피우세요. 그런데 발코니에 나가서 철길을 보고 계세요. 「좋은 경치군요. 기차는 시간표대로 옵니까?」 일하면서 기차가 바로 보이는 게 마음에 드신대요. 서울에서는 20층에서 일하셔서 아무것도 안 보이거든요.</w:t>
+      </w:r>
+    </w:p>
+    <w:p>
+      <w:pPr>
+        <w:pStyle w:val="BodyText"/>
+      </w:pPr>
+      <w:r>
+        <w:t xml:space="preserve">올가: 거의 시간표대로요, 등록처럼요. 여기선 모든 게 거의 제때 와요.</w:t>
+      </w:r>
+    </w:p>
+    <w:p>
+      <w:pPr>
+        <w:pStyle w:val="BodyText"/>
+      </w:pPr>
+      <w:r>
+        <w:t xml:space="preserve">알렉세이: 올가 페트로브나, 첫날부터 대표님께 기한으로 겁주지는 말자고요.</w:t>
+      </w:r>
+    </w:p>
+    <w:p>
+      <w:pPr>
+        <w:pStyle w:val="BodyText"/>
+      </w:pPr>
+      <w:r>
+        <w:t xml:space="preserve">도윤: 웃으세요. 그리고 이제 문을 가리키세요. 거기 판지를 보셨어요.</w:t>
+      </w:r>
+    </w:p>
+    <w:p>
+      <w:pPr>
+        <w:pStyle w:val="BodyText"/>
+      </w:pPr>
+      <w:r>
+        <w:t xml:space="preserve">알렉세이: 네, 「해를 끼치지 말라」, 할머니의 판지예요. 40년 동안 진료소에 걸려 있다가 이제 여기 걸려 있어요.</w:t>
+      </w:r>
+    </w:p>
+    <w:p>
+      <w:pPr>
+        <w:pStyle w:val="BodyText"/>
+      </w:pPr>
+      <w:r>
+        <w:t xml:space="preserve">도윤: 손가락으로 판지를 만져 보시면서, 왜 글씨가 이렇게 두껍냐고 물으세요.</w:t>
+      </w:r>
+    </w:p>
+    <w:p>
+      <w:pPr>
+        <w:pStyle w:val="BodyText"/>
+      </w:pPr>
+      <w:r>
+        <w:t xml:space="preserve">알렉세이: 할머니가 글씨가 흐려질 때마다 해마다 파란 볼펜으로 덧그리셨어요. 이제는 제가 덧그려요.</w:t>
+      </w:r>
+    </w:p>
+    <w:p>
+      <w:pPr>
+        <w:pStyle w:val="BodyText"/>
+      </w:pPr>
+      <w:r>
+        <w:t xml:space="preserve">도윤: 「네 시간마다 바닥을 닦는 것과 같군요. 내가 왜 여기 있는지 잊지 않으려고.」</w:t>
+      </w:r>
+    </w:p>
+    <w:p>
+      <w:pPr>
+        <w:pStyle w:val="BodyText"/>
+      </w:pPr>
+      <w:r>
+        <w:t xml:space="preserve">알렉세이: 바로 그거예요. 저는 사무실에 아무도 없는 일요일마다 덧그려요.</w:t>
+      </w:r>
+    </w:p>
+    <w:p>
+      <w:pPr>
+        <w:pStyle w:val="BodyText"/>
+      </w:pPr>
+      <w:r>
+        <w:t xml:space="preserve">도윤: 일요일은 좋은 날이래요. 대표님 아버님도 일요일마다 바닥을 닦으셨대요.</w:t>
+      </w:r>
+    </w:p>
+    <w:p>
+      <w:pPr>
+        <w:pStyle w:val="BodyText"/>
+      </w:pPr>
+      <w:r>
+        <w:t xml:space="preserve">이리나: 대표님, 표를 보여 드려도 될까요? 구멍을 보여 드리기로 약속했고, 보여 드릴게요.</w:t>
+      </w:r>
+    </w:p>
+    <w:p>
+      <w:pPr>
+        <w:pStyle w:val="BodyText"/>
+      </w:pPr>
+      <w:r>
+        <w:t xml:space="preserve">도윤: 보여 주라고 하세요. 앉아서 안경을 쓰시네요. 진지한 대화라는 뜻이에요.</w:t>
+      </w:r>
+    </w:p>
+    <w:p>
+      <w:pPr>
+        <w:pStyle w:val="BodyText"/>
+      </w:pPr>
+      <w:r>
+        <w:t xml:space="preserve">이리나: 여기요. 설립자 대여금 900만, 알렉세이 아파트 담보 대출, 1년 치 상환금은 따로 보관했어요. 등록에 600만, 그리고 임대료, 급여, 창고. 현금 공백은 거의 800만이고, 그걸 숨기지 않아요.</w:t>
+      </w:r>
+    </w:p>
+    <w:p>
+      <w:pPr>
+        <w:pStyle w:val="BodyText"/>
+      </w:pPr>
+      <w:r>
+        <w:t xml:space="preserve">도윤: 은행이 더 안 빌려주면 800만은 어디서 구하실 거냐고 물으세요.</w:t>
+      </w:r>
+    </w:p>
+    <w:p>
+      <w:pPr>
+        <w:pStyle w:val="BodyText"/>
+      </w:pPr>
+      <w:r>
+        <w:t xml:space="preserve">이리나: 아직은 어디에서도요. 그게 제가 말씀드린 구멍이에요.</w:t>
+      </w:r>
+    </w:p>
+    <w:p>
+      <w:pPr>
+        <w:pStyle w:val="BodyText"/>
+      </w:pPr>
+      <w:r>
+        <w:t xml:space="preserve">도윤: 「보통 나는 구멍 없는 예쁜 표를 봅니다. 그리고 1년 뒤에 구멍은 우리가 직접 찾아내죠. 그땐 이미 늦어요.」</w:t>
       </w:r>
     </w:p>
     <w:p>
@@ -3255,135 +3255,135 @@
         <w:pStyle w:val="BodyText"/>
       </w:pPr>
       <w:r>
-        <w:t xml:space="preserve">도윤: 올가 페트로브나에게 등록이 어떻게 되고 있냐고 물으세요.</w:t>
-      </w:r>
-    </w:p>
-    <w:p>
-      <w:pPr>
-        <w:pStyle w:val="BodyText"/>
-      </w:pPr>
-      <w:r>
-        <w:t xml:space="preserve">올가: 샘플은 시험소에, 24개. 시험 6주. 번역은 40퍼센트.</w:t>
-      </w:r>
-    </w:p>
-    <w:p>
-      <w:pPr>
-        <w:pStyle w:val="BodyText"/>
-      </w:pPr>
-      <w:r>
-        <w:t xml:space="preserve">도윤: 주사기 6개 일을 물으세요. 정 팀장이 많이 마음 졸였다고요.</w:t>
-      </w:r>
-    </w:p>
-    <w:p>
-      <w:pPr>
-        <w:pStyle w:val="BodyText"/>
-      </w:pPr>
-      <w:r>
-        <w:t xml:space="preserve">올가: 정 팀장님께 전해 주세요: 그분 실수는 제 20년 중 최고의 실수였다고. 우리가 직접 보여 줬고, 세관이 우리를 믿었어요. 그분 실수가 저보다 빨리 우리 회사를 가르쳤어요.</w:t>
-      </w:r>
-    </w:p>
-    <w:p>
-      <w:pPr>
-        <w:pStyle w:val="BodyText"/>
-      </w:pPr>
-      <w:r>
-        <w:t xml:space="preserve">도윤: 전하겠대요. 한 마디 한 마디 그대로. 또 우실 거래요. 하지만 다르게요.</w:t>
-      </w:r>
-    </w:p>
-    <w:p>
-      <w:pPr>
-        <w:pStyle w:val="BodyText"/>
-      </w:pPr>
-      <w:r>
-        <w:t xml:space="preserve">알렉세이: 대표님, 질문 있으세요?</w:t>
-      </w:r>
-    </w:p>
-    <w:p>
-      <w:pPr>
-        <w:pStyle w:val="BodyText"/>
-      </w:pPr>
-      <w:r>
-        <w:t xml:space="preserve">도윤: 하나요. 「여러분은 자신에게 얼마를 줍니까?」</w:t>
-      </w:r>
-    </w:p>
-    <w:p>
-      <w:pPr>
-        <w:pStyle w:val="BodyText"/>
-      </w:pPr>
-      <w:r>
-        <w:t xml:space="preserve">이리나: 알렉세이 — 5만. 은행 최저선. 저 — 4만. 올가 페트로브나 — 반일 급여.</w:t>
-      </w:r>
-    </w:p>
-    <w:p>
-      <w:pPr>
-        <w:pStyle w:val="BodyText"/>
-      </w:pPr>
-      <w:r>
-        <w:t xml:space="preserve">도윤: 「전에는 얼마를 받았습니까?」</w:t>
-      </w:r>
-    </w:p>
-    <w:p>
-      <w:pPr>
-        <w:pStyle w:val="BodyText"/>
-      </w:pPr>
-      <w:r>
-        <w:t xml:space="preserve">알렉세이: 저는 25만. 이리나는 10만 넘게. 올가 페트로브나는 — 말 안 해요.</w:t>
-      </w:r>
-    </w:p>
-    <w:p>
-      <w:pPr>
-        <w:pStyle w:val="BodyText"/>
-      </w:pPr>
-      <w:r>
-        <w:t xml:space="preserve">올가: 말 안 해요. 하지만 지금의 다섯 배였죠.</w:t>
-      </w:r>
-    </w:p>
-    <w:p>
-      <w:pPr>
-        <w:pStyle w:val="BodyText"/>
-      </w:pPr>
-      <w:r>
-        <w:t xml:space="preserve">도윤: 오래 침묵하세요. 그리고: 「여러분이 사업에 돈을 내고 있군요. 사업이 여러분에게 돈을 내는 게 아니라.」</w:t>
-      </w:r>
-    </w:p>
-    <w:p>
-      <w:pPr>
-        <w:pStyle w:val="BodyText"/>
-      </w:pPr>
-      <w:r>
-        <w:t xml:space="preserve">이리나: 표에 있어요. 「설립자 급여」 줄. 가장 작은 줄이에요.</w:t>
-      </w:r>
-    </w:p>
-    <w:p>
-      <w:pPr>
-        <w:pStyle w:val="BodyText"/>
-      </w:pPr>
-      <w:r>
-        <w:t xml:space="preserve">도윤: 「가장 작은 줄이 가장 중요합니다. 그걸 기억하겠어요. 툴라로 갑시다.」</w:t>
-      </w:r>
-    </w:p>
-    <w:p>
-      <w:pPr>
-        <w:pStyle w:val="BodyText"/>
-      </w:pPr>
-      <w:r>
-        <w:t xml:space="preserve">올가: 저는 남아요. 번역이 있어서요. 발코니도. 대표님, 할머님께 발코니가 잘 돌아간다고 전해 주세요.</w:t>
-      </w:r>
-    </w:p>
-    <w:p>
-      <w:pPr>
-        <w:pStyle w:val="BodyText"/>
-      </w:pPr>
-      <w:r>
-        <w:t xml:space="preserve">도윤: 고개 숙여 인사하세요. 「달을 세는 등록 전문가. 우리 소희 같군요.」</w:t>
-      </w:r>
-    </w:p>
-    <w:p>
-      <w:pPr>
-        <w:pStyle w:val="BodyText"/>
-      </w:pPr>
-      <w:r>
-        <w:t xml:space="preserve">올가: 우리 둘 다에게 칭찬이라고 전해 주세요. 그리고 나는 안 운다고. 거의요.</w:t>
+        <w:t xml:space="preserve">도윤: 이제 올가 페트로브나에게 등록이 어떻게 되고 있냐고 물으세요.</w:t>
+      </w:r>
+    </w:p>
+    <w:p>
+      <w:pPr>
+        <w:pStyle w:val="BodyText"/>
+      </w:pPr>
+      <w:r>
+        <w:t xml:space="preserve">올가: 샘플 24개는 이미 시험소에 있고, 시험은 6주 걸리고, 번역은 40퍼센트 됐어요.</w:t>
+      </w:r>
+    </w:p>
+    <w:p>
+      <w:pPr>
+        <w:pStyle w:val="BodyText"/>
+      </w:pPr>
+      <w:r>
+        <w:t xml:space="preserve">도윤: 세관의 주사기 6개 일을 물으세요. 정 팀장이 많이 마음 졸였거든요.</w:t>
+      </w:r>
+    </w:p>
+    <w:p>
+      <w:pPr>
+        <w:pStyle w:val="BodyText"/>
+      </w:pPr>
+      <w:r>
+        <w:t xml:space="preserve">올가: 정 팀장님께 전해 주세요. 그분 실수는 제 20년 중 최고의 실수였다고요. 우리가 직접 보여 줬기 때문에 세관이 우리를 믿었어요. 그분 실수는 제가 가르칠 수 있었던 것보다 더 빨리 우리 회사를 가르쳤어요.</w:t>
+      </w:r>
+    </w:p>
+    <w:p>
+      <w:pPr>
+        <w:pStyle w:val="BodyText"/>
+      </w:pPr>
+      <w:r>
+        <w:t xml:space="preserve">도윤: 한 마디 한 마디 그대로 전하겠대요. 또 우실 거래요. 하지만 이번엔 다르게요.</w:t>
+      </w:r>
+    </w:p>
+    <w:p>
+      <w:pPr>
+        <w:pStyle w:val="BodyText"/>
+      </w:pPr>
+      <w:r>
+        <w:t xml:space="preserve">알렉세이: 대표님, 저희가 여기 있는 동안 더 질문 있으세요?</w:t>
+      </w:r>
+    </w:p>
+    <w:p>
+      <w:pPr>
+        <w:pStyle w:val="BodyText"/>
+      </w:pPr>
+      <w:r>
+        <w:t xml:space="preserve">도윤: 하나뿐이래요. 「여러분은 자신에게 얼마를 줍니까?」</w:t>
+      </w:r>
+    </w:p>
+    <w:p>
+      <w:pPr>
+        <w:pStyle w:val="BodyText"/>
+      </w:pPr>
+      <w:r>
+        <w:t xml:space="preserve">이리나: 알렉세이는 5만, 은행 최저선이에요. 저는 4만, 올가 페트로브나는 반일 급여예요.</w:t>
+      </w:r>
+    </w:p>
+    <w:p>
+      <w:pPr>
+        <w:pStyle w:val="BodyText"/>
+      </w:pPr>
+      <w:r>
+        <w:t xml:space="preserve">도윤: 그럼 「전 직장에서는 얼마를 받았습니까?」라고 물으세요.</w:t>
+      </w:r>
+    </w:p>
+    <w:p>
+      <w:pPr>
+        <w:pStyle w:val="BodyText"/>
+      </w:pPr>
+      <w:r>
+        <w:t xml:space="preserve">알렉세이: 저는 25만, 이리나는 10만 넘게 받았고, 올가 페트로브나는 그 얘기를 안 해요.</w:t>
+      </w:r>
+    </w:p>
+    <w:p>
+      <w:pPr>
+        <w:pStyle w:val="BodyText"/>
+      </w:pPr>
+      <w:r>
+        <w:t xml:space="preserve">올가: 안 하죠. 하지만 이렇게만 말할게요. 지금의 다섯 배였어요.</w:t>
+      </w:r>
+    </w:p>
+    <w:p>
+      <w:pPr>
+        <w:pStyle w:val="BodyText"/>
+      </w:pPr>
+      <w:r>
+        <w:t xml:space="preserve">도윤: 오래 침묵하시다가 말씀하세요. 「여러분이 사업에 돈을 내고 있군요. 사업이 여러분에게 돈을 내는 게 아니라.」</w:t>
+      </w:r>
+    </w:p>
+    <w:p>
+      <w:pPr>
+        <w:pStyle w:val="BodyText"/>
+      </w:pPr>
+      <w:r>
+        <w:t xml:space="preserve">이리나: 표에도 보여요. 「설립자 급여」 줄이 모든 줄 중에 가장 작아요.</w:t>
+      </w:r>
+    </w:p>
+    <w:p>
+      <w:pPr>
+        <w:pStyle w:val="BodyText"/>
+      </w:pPr>
+      <w:r>
+        <w:t xml:space="preserve">도윤: 「가장 작은 줄이 가장 중요합니다. 그걸 기억하겠어요. 자, 이제 툴라로 갑시다.」</w:t>
+      </w:r>
+    </w:p>
+    <w:p>
+      <w:pPr>
+        <w:pStyle w:val="BodyText"/>
+      </w:pPr>
+      <w:r>
+        <w:t xml:space="preserve">올가: 저는 번역과 발코니가 있으니 남을게요. 대표님, 할머님께 발코니가 잘 돌아간다고 전해 주세요.</w:t>
+      </w:r>
+    </w:p>
+    <w:p>
+      <w:pPr>
+        <w:pStyle w:val="BodyText"/>
+      </w:pPr>
+      <w:r>
+        <w:t xml:space="preserve">도윤: 고개 숙여 인사하시면서 말씀하세요. 「달을 세는 등록 전문가. 우리 소희와 똑같군요.」</w:t>
+      </w:r>
+    </w:p>
+    <w:p>
+      <w:pPr>
+        <w:pStyle w:val="BodyText"/>
+      </w:pPr>
+      <w:r>
+        <w:t xml:space="preserve">올가: 우리 둘 다에게 칭찬이라고 전해 주세요. 그리고 나는 안 운다고요. 적어도 거의요.</w:t>
       </w:r>
     </w:p>
     <w:bookmarkEnd w:id="34"/>
@@ -3401,87 +3401,87 @@
         <w:pStyle w:val="FirstParagraph"/>
       </w:pPr>
       <w:r>
-        <w:t xml:space="preserve">베라: 그 대표님이구나. 안녕하세요. 들어오세요. 파이는 식탁에 있는데, 먼저 손 씻으세요.</w:t>
-      </w:r>
-    </w:p>
-    <w:p>
-      <w:pPr>
-        <w:pStyle w:val="BodyText"/>
-      </w:pPr>
-      <w:r>
-        <w:t xml:space="preserve">도윤: 「안녕하세요」라고 하세요. 직접, 러시아어로. 그리고 어디서 손을 씻냐고 물으세요.</w:t>
-      </w:r>
-    </w:p>
-    <w:p>
-      <w:pPr>
-        <w:pStyle w:val="BodyText"/>
-      </w:pPr>
-      <w:r>
-        <w:t xml:space="preserve">베라: 여기, 세면대. 빨랫비누예요. 다른 건 안 둬요.</w:t>
-      </w:r>
-    </w:p>
-    <w:p>
-      <w:pPr>
-        <w:pStyle w:val="BodyText"/>
-      </w:pPr>
-      <w:r>
-        <w:t xml:space="preserve">도윤: 어머님 것도 똑같았대요. 갈색이요. 강원도 산골에서.</w:t>
-      </w:r>
-    </w:p>
-    <w:p>
-      <w:pPr>
-        <w:pStyle w:val="BodyText"/>
-      </w:pPr>
-      <w:r>
-        <w:t xml:space="preserve">베라: 갈색 비누가 최고지. 40년 동안 환자 볼 때마다 그걸로 손을 씻었어요.</w:t>
-      </w:r>
-    </w:p>
-    <w:p>
-      <w:pPr>
-        <w:pStyle w:val="BodyText"/>
-      </w:pPr>
-      <w:r>
-        <w:t xml:space="preserve">알렉세이: 할머니, 대표님이 진료소를 보고 싶어 하세요. 괜찮으시면요.</w:t>
-      </w:r>
-    </w:p>
-    <w:p>
-      <w:pPr>
-        <w:pStyle w:val="BodyText"/>
-      </w:pPr>
-      <w:r>
-        <w:t xml:space="preserve">베라: 괜찮아. 열쇠는 나한테 있어. 다만 먼지투성이야. 12년 동안 아무도 안 닦았어.</w:t>
-      </w:r>
-    </w:p>
-    <w:p>
-      <w:pPr>
-        <w:pStyle w:val="BodyText"/>
-      </w:pPr>
-      <w:r>
-        <w:t xml:space="preserve">도윤: 괜찮대요. 먼지 많은 곳은 많이 보셨대요.</w:t>
-      </w:r>
-    </w:p>
-    <w:p>
-      <w:pPr>
-        <w:pStyle w:val="BodyText"/>
-      </w:pPr>
-      <w:r>
-        <w:t xml:space="preserve">베라: 가요. 지나, 담장 너머로 엿보지 마, 다 보여.</w:t>
-      </w:r>
-    </w:p>
-    <w:p>
-      <w:pPr>
-        <w:pStyle w:val="BodyText"/>
-      </w:pPr>
-      <w:r>
-        <w:t xml:space="preserve">지나: 엿보는 거 아니에요, 베라 파블로브나. 감상하는 거예요. 소스놉카에 온 첫 한국 사람!</w:t>
-      </w:r>
-    </w:p>
-    <w:p>
-      <w:pPr>
-        <w:pStyle w:val="BodyText"/>
-      </w:pPr>
-      <w:r>
-        <w:t xml:space="preserve">베라: 그렇게 소리 지르면 첫 번째이자 마지막이 될 거야. 가서 감자나 삶아.</w:t>
+        <w:t xml:space="preserve">베라: 그 대표님이구나. 안녕하세요, 들어오세요. 파이는 벌써 식탁에 있지만, 먼저 손을 씻어야 해요.</w:t>
+      </w:r>
+    </w:p>
+    <w:p>
+      <w:pPr>
+        <w:pStyle w:val="BodyText"/>
+      </w:pPr>
+      <w:r>
+        <w:t xml:space="preserve">도윤: 직접 러시아어로 「안녕하세요」라고 하시고, 어디서 손을 씻을 수 있냐고 물으세요.</w:t>
+      </w:r>
+    </w:p>
+    <w:p>
+      <w:pPr>
+        <w:pStyle w:val="BodyText"/>
+      </w:pPr>
+      <w:r>
+        <w:t xml:space="preserve">베라: 여기 세면대요. 빨랫비누예요, 집에 다른 비누는 안 두거든요.</w:t>
+      </w:r>
+    </w:p>
+    <w:p>
+      <w:pPr>
+        <w:pStyle w:val="BodyText"/>
+      </w:pPr>
+      <w:r>
+        <w:t xml:space="preserve">도윤: 어머님께도 똑같은 갈색 비누가 있었대요. 강원도 산골에서요.</w:t>
+      </w:r>
+    </w:p>
+    <w:p>
+      <w:pPr>
+        <w:pStyle w:val="BodyText"/>
+      </w:pPr>
+      <w:r>
+        <w:t xml:space="preserve">베라: 갈색 비누가 제일 좋지요. 40년 동안 환자 볼 때마다 그걸로 손을 씻었어요.</w:t>
+      </w:r>
+    </w:p>
+    <w:p>
+      <w:pPr>
+        <w:pStyle w:val="BodyText"/>
+      </w:pPr>
+      <w:r>
+        <w:t xml:space="preserve">알렉세이: 할머니, 대표님이 진료소를 보고 싶어 하세요. 물론 할머니가 허락하시면요.</w:t>
+      </w:r>
+    </w:p>
+    <w:p>
+      <w:pPr>
+        <w:pStyle w:val="BodyText"/>
+      </w:pPr>
+      <w:r>
+        <w:t xml:space="preserve">베라: 허락하지, 열쇠는 나한테 있어. 다만 12년 동안 아무도 안 닦아서 먼지투성이야.</w:t>
+      </w:r>
+    </w:p>
+    <w:p>
+      <w:pPr>
+        <w:pStyle w:val="BodyText"/>
+      </w:pPr>
+      <w:r>
+        <w:t xml:space="preserve">도윤: 먼지 많은 곳은 많이 보셨으니 괜찮대요.</w:t>
+      </w:r>
+    </w:p>
+    <w:p>
+      <w:pPr>
+        <w:pStyle w:val="BodyText"/>
+      </w:pPr>
+      <w:r>
+        <w:t xml:space="preserve">베라: 그럼 가요. 지나, 담장 너머로 엿보지 마, 다 보여.</w:t>
+      </w:r>
+    </w:p>
+    <w:p>
+      <w:pPr>
+        <w:pStyle w:val="BodyText"/>
+      </w:pPr>
+      <w:r>
+        <w:t xml:space="preserve">지나: 엿보는 거 아니에요, 베라 파블로브나, 감상하는 거예요! 소스놉카 역사상 첫 한국 사람이잖아요!</w:t>
+      </w:r>
+    </w:p>
+    <w:p>
+      <w:pPr>
+        <w:pStyle w:val="BodyText"/>
+      </w:pPr>
+      <w:r>
+        <w:t xml:space="preserve">베라: 그렇게 소리 지르면 첫 번째이자 마지막이 될 거야. 가서 저녁에 먹을 감자나 삶아.</w:t>
       </w:r>
     </w:p>
     <w:p>
@@ -3497,143 +3497,143 @@
         <w:pStyle w:val="BodyText"/>
       </w:pPr>
       <w:r>
-        <w:t xml:space="preserve">베라: 어디에나 있어요. 마을 라디오. 여기가 진료소예요. 들어오세요.</w:t>
-      </w:r>
-    </w:p>
-    <w:p>
-      <w:pPr>
-        <w:pStyle w:val="BodyText"/>
-      </w:pPr>
-      <w:r>
-        <w:t xml:space="preserve">도윤: 오래 바라보세요. 선반의 진료 일지. 문 위의 빈 못.</w:t>
-      </w:r>
-    </w:p>
-    <w:p>
-      <w:pPr>
-        <w:pStyle w:val="BodyText"/>
-      </w:pPr>
-      <w:r>
-        <w:t xml:space="preserve">베라: 거기 판지가 걸려 있었어요. 지금은 알료샤한테 있죠. 모스크바, 그 애 문 위에.</w:t>
-      </w:r>
-    </w:p>
-    <w:p>
-      <w:pPr>
-        <w:pStyle w:val="BodyText"/>
-      </w:pPr>
-      <w:r>
-        <w:t xml:space="preserve">도윤: 「봤습니다. 오늘 아침에. 글씨가 두껍더군요.」</w:t>
-      </w:r>
-    </w:p>
-    <w:p>
-      <w:pPr>
-        <w:pStyle w:val="BodyText"/>
-      </w:pPr>
-      <w:r>
-        <w:t xml:space="preserve">베라: 두꺼운 건 내가 40년 동안 덧그려서예요. 당신네가 바닥을 닦듯이.</w:t>
-      </w:r>
-    </w:p>
-    <w:p>
-      <w:pPr>
-        <w:pStyle w:val="BodyText"/>
-      </w:pPr>
-      <w:r>
-        <w:t xml:space="preserve">도윤: 놀라셨어요. 바닥 얘기를 어떻게 아시냐고 물으세요.</w:t>
-      </w:r>
-    </w:p>
-    <w:p>
-      <w:pPr>
-        <w:pStyle w:val="BodyText"/>
-      </w:pPr>
-      <w:r>
-        <w:t xml:space="preserve">베라: 알료샤가 전화로 말해 줬어요. 나한텐 다 말해요. 거의 다. 지 아버지한텐 덜 하고.</w:t>
-      </w:r>
-    </w:p>
-    <w:p>
-      <w:pPr>
-        <w:pStyle w:val="BodyText"/>
-      </w:pPr>
-      <w:r>
-        <w:t xml:space="preserve">도윤: 대표님이 재킷을 벗으세요. 눈으로 뭔가를 찾으세요.</w:t>
-      </w:r>
-    </w:p>
-    <w:p>
-      <w:pPr>
-        <w:pStyle w:val="BodyText"/>
-      </w:pPr>
-      <w:r>
-        <w:t xml:space="preserve">알렉세이: 뭘 찾으세요?</w:t>
-      </w:r>
-    </w:p>
-    <w:p>
-      <w:pPr>
-        <w:pStyle w:val="BodyText"/>
-      </w:pPr>
-      <w:r>
-        <w:t xml:space="preserve">도윤: 양동이요. 양동이와 걸레가 있냐고 물으세요.</w:t>
-      </w:r>
-    </w:p>
-    <w:p>
-      <w:pPr>
-        <w:pStyle w:val="BodyText"/>
-      </w:pPr>
-      <w:r>
-        <w:t xml:space="preserve">베라: 있어요. 구석에. 그건 왜요?</w:t>
-      </w:r>
-    </w:p>
-    <w:p>
-      <w:pPr>
-        <w:pStyle w:val="BodyText"/>
-      </w:pPr>
-      <w:r>
-        <w:t xml:space="preserve">도윤: 「여기는 12년 동안 바닥을 닦지 않았군요. 할머님이 40년 동안 여기서 사람들을 치료하셨고요. 제가 바닥을 닦게 해 주십시오. 제 아버지가 제 차고에서 그러셨던 것처럼.」</w:t>
-      </w:r>
-    </w:p>
-    <w:p>
-      <w:pPr>
-        <w:pStyle w:val="BodyText"/>
-      </w:pPr>
-      <w:r>
-        <w:t xml:space="preserve">베라: 아이고, 무슨 소리. 손님이시잖아요. 대표님이고. 양복 차림에.</w:t>
-      </w:r>
-    </w:p>
-    <w:p>
-      <w:pPr>
-        <w:pStyle w:val="BodyText"/>
-      </w:pPr>
-      <w:r>
-        <w:t xml:space="preserve">도윤: 「저는 시골 간호사의 아들입니다. 오늘은 대표가 아닙니다.」 벌써 물을 받고 계세요.</w:t>
-      </w:r>
-    </w:p>
-    <w:p>
-      <w:pPr>
-        <w:pStyle w:val="BodyText"/>
-      </w:pPr>
-      <w:r>
-        <w:t xml:space="preserve">베라: 알료샤. 말리지 마. 봐 둬.</w:t>
-      </w:r>
-    </w:p>
-    <w:p>
-      <w:pPr>
-        <w:pStyle w:val="BodyText"/>
-      </w:pPr>
-      <w:r>
-        <w:t xml:space="preserve">알렉세이: 할머니, 진짜 닦으세요. 바닥 전체를. 구석구석까지.</w:t>
-      </w:r>
-    </w:p>
-    <w:p>
-      <w:pPr>
-        <w:pStyle w:val="BodyText"/>
-      </w:pPr>
-      <w:r>
-        <w:t xml:space="preserve">베라: 보여. 40년 동안 나 다음에 누가 이 바닥을 닦을까 기다렸는데. 한국에서 올 줄은 몰랐다. 양복 입고. 대표님이. 그러니 내가 40년 닦은 게 옳았던 거야.</w:t>
-      </w:r>
-    </w:p>
-    <w:p>
-      <w:pPr>
-        <w:pStyle w:val="BodyText"/>
-      </w:pPr>
-      <w:r>
-        <w:t xml:space="preserve">알렉세이: 저도 몰랐어요. 아무것도 계획 안 했어요. 대표님이 스스로 하신 거예요.</w:t>
+        <w:t xml:space="preserve">베라: 저런 이웃은 어디에나 있어요, 마을 라디오지요. 자, 여기가 진료소예요, 들어오세요.</w:t>
+      </w:r>
+    </w:p>
+    <w:p>
+      <w:pPr>
+        <w:pStyle w:val="BodyText"/>
+      </w:pPr>
+      <w:r>
+        <w:t xml:space="preserve">도윤: 선반의 진료 일지와 문 위의 빈 못을 오래 바라보세요.</w:t>
+      </w:r>
+    </w:p>
+    <w:p>
+      <w:pPr>
+        <w:pStyle w:val="BodyText"/>
+      </w:pPr>
+      <w:r>
+        <w:t xml:space="preserve">베라: 거기 판지가 걸려 있었어요. 지금은 모스크바, 알료샤 문 위에 있죠.</w:t>
+      </w:r>
+    </w:p>
+    <w:p>
+      <w:pPr>
+        <w:pStyle w:val="BodyText"/>
+      </w:pPr>
+      <w:r>
+        <w:t xml:space="preserve">도윤: 「오늘 아침에 봤습니다. 글씨가 아주 두껍더군요.」</w:t>
+      </w:r>
+    </w:p>
+    <w:p>
+      <w:pPr>
+        <w:pStyle w:val="BodyText"/>
+      </w:pPr>
+      <w:r>
+        <w:t xml:space="preserve">베라: 내가 40년 동안 덧그려서 두꺼운 거예요. 당신이 바닥을 닦듯이요.</w:t>
+      </w:r>
+    </w:p>
+    <w:p>
+      <w:pPr>
+        <w:pStyle w:val="BodyText"/>
+      </w:pPr>
+      <w:r>
+        <w:t xml:space="preserve">도윤: 놀라셨어요. 대표님이 바닥 닦는 걸 어떻게 아시냐고 물으세요.</w:t>
+      </w:r>
+    </w:p>
+    <w:p>
+      <w:pPr>
+        <w:pStyle w:val="BodyText"/>
+      </w:pPr>
+      <w:r>
+        <w:t xml:space="preserve">베라: 알료샤가 전화로 말해 줬어요. 나한텐 다 말해요, 거의 다. 지 아버지한텐 훨씬 덜 하고.</w:t>
+      </w:r>
+    </w:p>
+    <w:p>
+      <w:pPr>
+        <w:pStyle w:val="BodyText"/>
+      </w:pPr>
+      <w:r>
+        <w:t xml:space="preserve">도윤: 대표님이 재킷을 벗고 구석구석 눈으로 뭔가를 찾으세요.</w:t>
+      </w:r>
+    </w:p>
+    <w:p>
+      <w:pPr>
+        <w:pStyle w:val="BodyText"/>
+      </w:pPr>
+      <w:r>
+        <w:t xml:space="preserve">알렉세이: 도윤, 뭘 찾으시는 거예요? 도와드려야 할까요?</w:t>
+      </w:r>
+    </w:p>
+    <w:p>
+      <w:pPr>
+        <w:pStyle w:val="BodyText"/>
+      </w:pPr>
+      <w:r>
+        <w:t xml:space="preserve">도윤: 양동이를 찾으세요. 양동이와 걸레가 있냐고 물으세요.</w:t>
+      </w:r>
+    </w:p>
+    <w:p>
+      <w:pPr>
+        <w:pStyle w:val="BodyText"/>
+      </w:pPr>
+      <w:r>
+        <w:t xml:space="preserve">베라: 있어요, 저기 구석에. 그런데 그게 왜 필요하시대요?</w:t>
+      </w:r>
+    </w:p>
+    <w:p>
+      <w:pPr>
+        <w:pStyle w:val="BodyText"/>
+      </w:pPr>
+      <w:r>
+        <w:t xml:space="preserve">도윤: 「여기는 12년 동안 바닥을 닦지 않았고, 할머님은 40년 동안 여기서 사람들을 치료하셨습니다. 제 아버지가 차고에서 그러셨던 것처럼, 제가 이 바닥을 닦게 해 주십시오.」 말리지 말아 달라고 하세요.</w:t>
+      </w:r>
+    </w:p>
+    <w:p>
+      <w:pPr>
+        <w:pStyle w:val="BodyText"/>
+      </w:pPr>
+      <w:r>
+        <w:t xml:space="preserve">베라: 아이고, 무슨 소리예요! 손님이시잖아요. 대표님이고, 양복 차림인데.</w:t>
+      </w:r>
+    </w:p>
+    <w:p>
+      <w:pPr>
+        <w:pStyle w:val="BodyText"/>
+      </w:pPr>
+      <w:r>
+        <w:t xml:space="preserve">도윤: 「저는 시골 간호사의 아들이고, 오늘은 대표가 아닙니다.」 벌써 물을 받고 계세요.</w:t>
+      </w:r>
+    </w:p>
+    <w:p>
+      <w:pPr>
+        <w:pStyle w:val="BodyText"/>
+      </w:pPr>
+      <w:r>
+        <w:t xml:space="preserve">베라: 알료샤, 말리지 마. 그냥 서서 봐 둬.</w:t>
+      </w:r>
+    </w:p>
+    <w:p>
+      <w:pPr>
+        <w:pStyle w:val="BodyText"/>
+      </w:pPr>
+      <w:r>
+        <w:t xml:space="preserve">알렉세이: 할머니, 진짜로 닦으세요. 바닥 전체를, 마지막 구석까지요.</w:t>
+      </w:r>
+    </w:p>
+    <w:p>
+      <w:pPr>
+        <w:pStyle w:val="BodyText"/>
+      </w:pPr>
+      <w:r>
+        <w:t xml:space="preserve">베라: 보여. 40년 동안 나 다음에 누가 이 바닥을 닦을까 기다렸는데, 한국에서, 양복 차림으로, 그것도 대표님이 올 줄은 몰랐다. 그러니 내가 40년 닦은 게 옳았던 거야.</w:t>
+      </w:r>
+    </w:p>
+    <w:p>
+      <w:pPr>
+        <w:pStyle w:val="BodyText"/>
+      </w:pPr>
+      <w:r>
+        <w:t xml:space="preserve">알렉세이: 저도 이런 일은 예상 못 했어요. 아무것도 계획 안 했어요. 대표님이 전부 스스로 정하신 거예요.</w:t>
       </w:r>
     </w:p>
     <w:bookmarkEnd w:id="35"/>
@@ -3651,31 +3651,31 @@
         <w:pStyle w:val="FirstParagraph"/>
       </w:pPr>
       <w:r>
-        <w:t xml:space="preserve">도윤: 대표님이 양배추 파이가 인생 최고래요. 어머님 것 다음으로.</w:t>
-      </w:r>
-    </w:p>
-    <w:p>
-      <w:pPr>
-        <w:pStyle w:val="BodyText"/>
-      </w:pPr>
-      <w:r>
-        <w:t xml:space="preserve">베라: 어머님 것 다음 — 그게 맞아요. 엄마 것이 늘 첫째지. 더 드세요.</w:t>
-      </w:r>
-    </w:p>
-    <w:p>
-      <w:pPr>
-        <w:pStyle w:val="BodyText"/>
-      </w:pPr>
-      <w:r>
-        <w:t xml:space="preserve">도윤: 펠드셰르로서 할머님께 질문을 드려도 되냐고 여쭈세요.</w:t>
-      </w:r>
-    </w:p>
-    <w:p>
-      <w:pPr>
-        <w:pStyle w:val="BodyText"/>
-      </w:pPr>
-      <w:r>
-        <w:t xml:space="preserve">베라: 하세요. 40년 동안 질문에 답했는데, 하나 더쯤이야.</w:t>
+        <w:t xml:space="preserve">도윤: 대표님이 할머님 양배추 파이가 어머님 것 다음으로 인생 최고래요.</w:t>
+      </w:r>
+    </w:p>
+    <w:p>
+      <w:pPr>
+        <w:pStyle w:val="BodyText"/>
+      </w:pPr>
+      <w:r>
+        <w:t xml:space="preserve">베라: 어머님 것 다음 — 그게 맞아요, 엄마 것이 늘 첫째지요. 사양 말고 더 드세요.</w:t>
+      </w:r>
+    </w:p>
+    <w:p>
+      <w:pPr>
+        <w:pStyle w:val="BodyText"/>
+      </w:pPr>
+      <w:r>
+        <w:t xml:space="preserve">도윤: 펠드셰르로서 할머님께 질문 하나를 드려도 되냐고 여쭈세요.</w:t>
+      </w:r>
+    </w:p>
+    <w:p>
+      <w:pPr>
+        <w:pStyle w:val="BodyText"/>
+      </w:pPr>
+      <w:r>
+        <w:t xml:space="preserve">베라: 하세요. 40년 동안 질문에 답했는데, 하나 더쯤이야 어떻게든 견디지요.</w:t>
       </w:r>
     </w:p>
     <w:p>
@@ -3699,127 +3699,127 @@
         <w:pStyle w:val="BodyText"/>
       </w:pPr>
       <w:r>
-        <w:t xml:space="preserve">알렉세이: 할머니!</w:t>
-      </w:r>
-    </w:p>
-    <w:p>
-      <w:pPr>
-        <w:pStyle w:val="BodyText"/>
-      </w:pPr>
-      <w:r>
-        <w:t xml:space="preserve">베라: 기다려. 아직 안 끝났어. 오늘은 — 아니요. 얘는 서둘러요. 서두르는 사람한텐 약을 안 맡겨요. 하지만 누가 멈추라고 하면 들어요. 그건 봤어요. 1년 뒤엔 — 맡기겠어요. 계속 듣는다면.</w:t>
-      </w:r>
-    </w:p>
-    <w:p>
-      <w:pPr>
-        <w:pStyle w:val="BodyText"/>
-      </w:pPr>
-      <w:r>
-        <w:t xml:space="preserve">도윤: 오래 침묵하세요. 그리고: 「함께 일하려는 사람에 대해 들은 가장 정직한 대답입니다.」 보통은 「예」라고 해 놓고 지키지 않는대요.</w:t>
-      </w:r>
-    </w:p>
-    <w:p>
-      <w:pPr>
-        <w:pStyle w:val="BodyText"/>
-      </w:pPr>
-      <w:r>
-        <w:t xml:space="preserve">이리나: 대표님, 한마디 해도 될까요? 세관에서 누가 멈추라고 했어요. 그는 들었어요. 바로요.</w:t>
-      </w:r>
-    </w:p>
-    <w:p>
-      <w:pPr>
-        <w:pStyle w:val="BodyText"/>
-      </w:pPr>
-      <w:r>
-        <w:t xml:space="preserve">도윤: 「압니다. 정 팀장이 말해 줬어요. 그는 「빨리」라고 했고, 당신은 「멈춰」라고 했죠.」</w:t>
-      </w:r>
-    </w:p>
-    <w:p>
-      <w:pPr>
-        <w:pStyle w:val="BodyText"/>
-      </w:pPr>
-      <w:r>
-        <w:t xml:space="preserve">알렉세이: 자랑스럽지 않아요.</w:t>
-      </w:r>
-    </w:p>
-    <w:p>
-      <w:pPr>
-        <w:pStyle w:val="BodyText"/>
-      </w:pPr>
-      <w:r>
-        <w:t xml:space="preserve">도윤: 「자랑스러워할 필요 없습니다. 기억하면 됩니다. 바닥처럼.」</w:t>
-      </w:r>
-    </w:p>
-    <w:p>
-      <w:pPr>
-        <w:pStyle w:val="BodyText"/>
-      </w:pPr>
-      <w:r>
-        <w:t xml:space="preserve">베라: 말 잘하시네. 알료샤, 적어 둬. 판지 옆에.</w:t>
-      </w:r>
-    </w:p>
-    <w:p>
-      <w:pPr>
-        <w:pStyle w:val="BodyText"/>
-      </w:pPr>
-      <w:r>
-        <w:t xml:space="preserve">도윤: 대표님이 일어나세요. 결정을 여기서 말하고 싶으시대요. 사무실이 아니라. 현관에서.</w:t>
-      </w:r>
-    </w:p>
-    <w:p>
-      <w:pPr>
-        <w:pStyle w:val="BodyText"/>
-      </w:pPr>
-      <w:r>
-        <w:t xml:space="preserve">알렉세이: 듣고 있습니다.</w:t>
-      </w:r>
-    </w:p>
-    <w:p>
-      <w:pPr>
-        <w:pStyle w:val="BodyText"/>
-      </w:pPr>
-      <w:r>
-        <w:t xml:space="preserve">도윤: 「여섯째 줄. 결제 유예. 60일. 첫 컨테이너부터. 등록 후가 아니라. 오늘부터. 의향서엔 여기, 현관에서 서명하겠습니다. 할머님이 허락하신다면.」</w:t>
-      </w:r>
-    </w:p>
-    <w:p>
-      <w:pPr>
-        <w:pStyle w:val="BodyText"/>
-      </w:pPr>
-      <w:r>
-        <w:t xml:space="preserve">이리나: 60일. 90일이 아니라.</w:t>
-      </w:r>
-    </w:p>
-    <w:p>
-      <w:pPr>
-        <w:pStyle w:val="BodyText"/>
-      </w:pPr>
-      <w:r>
-        <w:t xml:space="preserve">도윤: 「90일이 아닙니다. 60일은 신뢰입니다. 90일은 이미 희망이죠. 희망은 팔지 않습니다.」</w:t>
-      </w:r>
-    </w:p>
-    <w:p>
-      <w:pPr>
-        <w:pStyle w:val="BodyText"/>
-      </w:pPr>
-      <w:r>
-        <w:t xml:space="preserve">알렉세이: 대표님, 왜 오늘이에요? 「신뢰 다음」이라고 하셨잖아요.</w:t>
-      </w:r>
-    </w:p>
-    <w:p>
-      <w:pPr>
-        <w:pStyle w:val="BodyText"/>
-      </w:pPr>
-      <w:r>
-        <w:t xml:space="preserve">도윤: 「신뢰가 왔습니다. 생각보다 일찍. 표의 구멍, 세관의 주사기 6개, 진료소의 바닥이 가져왔어요. 표는 많이 봤지만, 그런 바닥은 처음입니다.」</w:t>
-      </w:r>
-    </w:p>
-    <w:p>
-      <w:pPr>
-        <w:pStyle w:val="BodyText"/>
-      </w:pPr>
-      <w:r>
-        <w:t xml:space="preserve">이리나: 적습니다. 여섯째 줄 채움. 첫 컨테이너부터 유예 60일. 현금 공백이 1,300만 늘지 않아요. 표가 거의 맞아요. 정 팀장님처럼 울 것 같아요.</w:t>
+        <w:t xml:space="preserve">알렉세이: 할머니! 어떻게 그러세요?</w:t>
+      </w:r>
+    </w:p>
+    <w:p>
+      <w:pPr>
+        <w:pStyle w:val="BodyText"/>
+      </w:pPr>
+      <w:r>
+        <w:t xml:space="preserve">베라: 기다려, 아직 안 끝났어. 오늘은 — 아니요. 얘는 서두르는데, 서두르는 사람한텐 약을 안 맡기거든요. 하지만 누가 멈추라고 하면 들어요, 그건 내가 직접 봤어요. 1년 뒤엔 — 맡기겠어요, 계속 듣는다면요.</w:t>
+      </w:r>
+    </w:p>
+    <w:p>
+      <w:pPr>
+        <w:pStyle w:val="BodyText"/>
+      </w:pPr>
+      <w:r>
+        <w:t xml:space="preserve">도윤: 오래 침묵하시다가 말씀하세요. 「함께 일하려는 사람에 대해 들은 가장 정직한 대답입니다.」 보통은 「예」라고 해 놓고 약속을 지키지 않는대요. 그래서 할머님의 「아니요」가 남들의 「예」보다 소중하시대요.</w:t>
+      </w:r>
+    </w:p>
+    <w:p>
+      <w:pPr>
+        <w:pStyle w:val="BodyText"/>
+      </w:pPr>
+      <w:r>
+        <w:t xml:space="preserve">이리나: 대표님, 한마디 해도 될까요? 세관에서 누가 멈추라고 했을 때, 그는 바로 들었어요.</w:t>
+      </w:r>
+    </w:p>
+    <w:p>
+      <w:pPr>
+        <w:pStyle w:val="BodyText"/>
+      </w:pPr>
+      <w:r>
+        <w:t xml:space="preserve">도윤: 「압니다, 정 팀장이 말해 줬어요. 그는 「빨리」라고 했고, 당신은 「멈춰」라고 했죠.」</w:t>
+      </w:r>
+    </w:p>
+    <w:p>
+      <w:pPr>
+        <w:pStyle w:val="BodyText"/>
+      </w:pPr>
+      <w:r>
+        <w:t xml:space="preserve">알렉세이: 솔직히 자랑스럽지 않아요. 아직도 민망해요.</w:t>
+      </w:r>
+    </w:p>
+    <w:p>
+      <w:pPr>
+        <w:pStyle w:val="BodyText"/>
+      </w:pPr>
+      <w:r>
+        <w:t xml:space="preserve">도윤: 「자랑스러워할 필요 없습니다. 그냥 기억하면 됩니다. 바닥처럼.」</w:t>
+      </w:r>
+    </w:p>
+    <w:p>
+      <w:pPr>
+        <w:pStyle w:val="BodyText"/>
+      </w:pPr>
+      <w:r>
+        <w:t xml:space="preserve">베라: 말 잘하시네. 알료샤, 그거 적어서 판지 옆에 걸어 둬.</w:t>
+      </w:r>
+    </w:p>
+    <w:p>
+      <w:pPr>
+        <w:pStyle w:val="BodyText"/>
+      </w:pPr>
+      <w:r>
+        <w:t xml:space="preserve">도윤: 대표님이 일어나세요. 사무실이 아니라 여기 현관에서 결정을 말하고 싶으시대요.</w:t>
+      </w:r>
+    </w:p>
+    <w:p>
+      <w:pPr>
+        <w:pStyle w:val="BodyText"/>
+      </w:pPr>
+      <w:r>
+        <w:t xml:space="preserve">알렉세이: 아주 주의 깊게 듣고 있습니다.</w:t>
+      </w:r>
+    </w:p>
+    <w:p>
+      <w:pPr>
+        <w:pStyle w:val="BodyText"/>
+      </w:pPr>
+      <w:r>
+        <w:t xml:space="preserve">도윤: 「여섯째 줄, 결제 유예. 등록 후가 아니라 첫 컨테이너부터 60일. 오늘부터입니다. 할머님이 허락하신다면 의향서엔 여기 현관에서 서명하겠습니다.」 벌써 펜을 꺼내셨어요.</w:t>
+      </w:r>
+    </w:p>
+    <w:p>
+      <w:pPr>
+        <w:pStyle w:val="BodyText"/>
+      </w:pPr>
+      <w:r>
+        <w:t xml:space="preserve">이리나: 그러니까 저희가 요청한 90일이 아니라 60일이요?</w:t>
+      </w:r>
+    </w:p>
+    <w:p>
+      <w:pPr>
+        <w:pStyle w:val="BodyText"/>
+      </w:pPr>
+      <w:r>
+        <w:t xml:space="preserve">도윤: 「90일이 아닙니다. 60일은 신뢰고, 90일은 이미 희망입니다. 희망은 팔지 않습니다.」</w:t>
+      </w:r>
+    </w:p>
+    <w:p>
+      <w:pPr>
+        <w:pStyle w:val="BodyText"/>
+      </w:pPr>
+      <w:r>
+        <w:t xml:space="preserve">알렉세이: 대표님, 그런데 왜 하필 오늘이에요? 유예는 「신뢰 다음」이라고 하셨잖아요.</w:t>
+      </w:r>
+    </w:p>
+    <w:p>
+      <w:pPr>
+        <w:pStyle w:val="BodyText"/>
+      </w:pPr>
+      <w:r>
+        <w:t xml:space="preserve">도윤: 「신뢰가 생각보다 일찍 왔습니다. 표의 구멍, 세관의 주사기 6개, 진료소의 바닥이 가져왔어요. 표는 많이 봤지만, 그런 바닥은 처음입니다.」</w:t>
+      </w:r>
+    </w:p>
+    <w:p>
+      <w:pPr>
+        <w:pStyle w:val="BodyText"/>
+      </w:pPr>
+      <w:r>
+        <w:t xml:space="preserve">이리나: 적을게요. 여섯째 줄 채움, 첫 컨테이너부터 유예 60일. 그러면 현금 공백이 1,300만 늘지 않고, 표가 거의 맞아요. 지금 정 팀장님처럼 울 것 같아요. 기뻐서요.</w:t>
       </w:r>
     </w:p>
     <w:p>
@@ -3835,15 +3835,15 @@
         <w:pStyle w:val="BodyText"/>
       </w:pPr>
       <w:r>
-        <w:t xml:space="preserve">도윤: 하세요. 기다리고 계세요.</w:t>
-      </w:r>
-    </w:p>
-    <w:p>
-      <w:pPr>
-        <w:pStyle w:val="BodyText"/>
-      </w:pPr>
-      <w:r>
-        <w:t xml:space="preserve">알렉세이: 「믿습니다」. 죄송해요. 「믿습니다」. 저희도 믿습니다.</w:t>
+        <w:t xml:space="preserve">도윤: 하세요. 아주 주의 깊게 듣고 기다리고 계세요.</w:t>
+      </w:r>
+    </w:p>
+    <w:p>
+      <w:pPr>
+        <w:pStyle w:val="BodyText"/>
+      </w:pPr>
+      <w:r>
+        <w:t xml:space="preserve">알렉세이: 「믿습니다」. 죄송해요, 떨려서요. 「믿습니다」. 저희도 믿습니다.</w:t>
       </w:r>
     </w:p>
     <w:bookmarkEnd w:id="36"/>
@@ -3861,119 +3861,119 @@
         <w:pStyle w:val="FirstParagraph"/>
       </w:pPr>
       <w:r>
-        <w:t xml:space="preserve">지나: 베라 파블로브나, 한국 사람이 정말 바닥을 닦았어요? 온 마을이 안 믿어요.</w:t>
-      </w:r>
-    </w:p>
-    <w:p>
-      <w:pPr>
-        <w:pStyle w:val="BodyText"/>
-      </w:pPr>
-      <w:r>
-        <w:t xml:space="preserve">도윤: 정말이에요. 제가 증인이에요. 그리고 이제 대표님이 할머님께 드릴 게 있대요, 베라 파블로브나. 사진이요.</w:t>
-      </w:r>
-    </w:p>
-    <w:p>
-      <w:pPr>
-        <w:pStyle w:val="BodyText"/>
-      </w:pPr>
-      <w:r>
-        <w:t xml:space="preserve">베라: 누구 사진?</w:t>
-      </w:r>
-    </w:p>
-    <w:p>
-      <w:pPr>
-        <w:pStyle w:val="BodyText"/>
-      </w:pPr>
-      <w:r>
-        <w:t xml:space="preserve">도윤: 어머님이요. 강원도 진료소 앞에서. 1968년. 흰 가운, 옆에 자전거.</w:t>
-      </w:r>
-    </w:p>
-    <w:p>
-      <w:pPr>
-        <w:pStyle w:val="BodyText"/>
-      </w:pPr>
-      <w:r>
-        <w:t xml:space="preserve">베라: 자전거. 나도 있었지. 판지가 걸려 있던 그 못에 걸어 둘게요.</w:t>
-      </w:r>
-    </w:p>
-    <w:p>
-      <w:pPr>
-        <w:pStyle w:val="BodyText"/>
-      </w:pPr>
-      <w:r>
-        <w:t xml:space="preserve">도윤: 그게 어머님께 세상에서 가장 좋은 자리래요.</w:t>
-      </w:r>
-    </w:p>
-    <w:p>
-      <w:pPr>
-        <w:pStyle w:val="BodyText"/>
-      </w:pPr>
-      <w:r>
-        <w:t xml:space="preserve">베라: 나도 드릴 게 있어요. 여기. 내 혈압계. 수동이에요. 40년 썼어요. 한국에서 혈압 재시라고. 일을 많이 하시잖아요. 그리고 나랑 따지지 마시라고.</w:t>
-      </w:r>
-    </w:p>
-    <w:p>
-      <w:pPr>
-        <w:pStyle w:val="BodyText"/>
-      </w:pPr>
-      <w:r>
-        <w:t xml:space="preserve">도윤: 두 손으로 받으세요. 「매일 아침 재겠습니다」라고 하세요.</w:t>
-      </w:r>
-    </w:p>
-    <w:p>
-      <w:pPr>
-        <w:pStyle w:val="BodyText"/>
-      </w:pPr>
-      <w:r>
-        <w:t xml:space="preserve">베라: 그리고 하나만 더 전해 줘요. 펠드셰르로서.</w:t>
-      </w:r>
-    </w:p>
-    <w:p>
-      <w:pPr>
-        <w:pStyle w:val="BodyText"/>
-      </w:pPr>
-      <w:r>
-        <w:t xml:space="preserve">도윤: 말씀하세요.</w:t>
-      </w:r>
-    </w:p>
-    <w:p>
-      <w:pPr>
-        <w:pStyle w:val="BodyText"/>
-      </w:pPr>
-      <w:r>
-        <w:t xml:space="preserve">베라: 내 손자를 서두름에서 지켜 주시라고. 나는 늘 옆에 있을 수 없어요. 한국 사람들은, 보니까, 기다릴 줄 알더라고.</w:t>
-      </w:r>
-    </w:p>
-    <w:p>
-      <w:pPr>
-        <w:pStyle w:val="BodyText"/>
-      </w:pPr>
-      <w:r>
-        <w:t xml:space="preserve">도윤: 통역했어요. 「약속합니다. 함께 기다리겠습니다. 할머님도 건강 조심하세요.」</w:t>
-      </w:r>
-    </w:p>
-    <w:p>
-      <w:pPr>
-        <w:pStyle w:val="BodyText"/>
-      </w:pPr>
-      <w:r>
-        <w:t xml:space="preserve">알렉세이: 할머니, 버스예요. 가야 해요.</w:t>
-      </w:r>
-    </w:p>
-    <w:p>
-      <w:pPr>
-        <w:pStyle w:val="BodyText"/>
-      </w:pPr>
-      <w:r>
-        <w:t xml:space="preserve">베라: 가거라. 알료샤, 첫 컨테이너 — 서둘러 들여오지 마. 유예가 「지금 가져와」라는 뜻은 아니야.</w:t>
-      </w:r>
-    </w:p>
-    <w:p>
-      <w:pPr>
-        <w:pStyle w:val="BodyText"/>
-      </w:pPr>
-      <w:r>
-        <w:t xml:space="preserve">알렉세이: 할머니, 벌써 도윤한테 부탁했어요. 어젯밤에요. 컨테이너는 2주 뒤에 선적돼요. 등록 날 준비가 돼 있으려고요. 올가 페트로브나한텐 아직 말 안 했어요. 세관보다 그분이 더 무서워요.</w:t>
+        <w:t xml:space="preserve">지나: 베라 파블로브나, 한국 사람이 정말 바닥을 닦았어요? 온 마을이 제가 지어낸다고 안 믿어요.</w:t>
+      </w:r>
+    </w:p>
+    <w:p>
+      <w:pPr>
+        <w:pStyle w:val="BodyText"/>
+      </w:pPr>
+      <w:r>
+        <w:t xml:space="preserve">도윤: 정말이에요, 제가 증인이에요. 그리고 이제 대표님이 할머님께 드릴 게 있대요, 베라 파블로브나. 사진이에요.</w:t>
+      </w:r>
+    </w:p>
+    <w:p>
+      <w:pPr>
+        <w:pStyle w:val="BodyText"/>
+      </w:pPr>
+      <w:r>
+        <w:t xml:space="preserve">베라: 사진? 누구 사진인데요?</w:t>
+      </w:r>
+    </w:p>
+    <w:p>
+      <w:pPr>
+        <w:pStyle w:val="BodyText"/>
+      </w:pPr>
+      <w:r>
+        <w:t xml:space="preserve">도윤: 어머님 사진이요. 1968년 강원도 진료소 앞에서, 흰 가운을 입고 옆에 자전거가 있어요.</w:t>
+      </w:r>
+    </w:p>
+    <w:p>
+      <w:pPr>
+        <w:pStyle w:val="BodyText"/>
+      </w:pPr>
+      <w:r>
+        <w:t xml:space="preserve">베라: 자전거! 나도 그런 게 있었지. 판지가 걸려 있던 그 못에 걸어 둘게요.</w:t>
+      </w:r>
+    </w:p>
+    <w:p>
+      <w:pPr>
+        <w:pStyle w:val="BodyText"/>
+      </w:pPr>
+      <w:r>
+        <w:t xml:space="preserve">도윤: 어머님께는 그게 세상에서 가장 좋은 자리래요.</w:t>
+      </w:r>
+    </w:p>
+    <w:p>
+      <w:pPr>
+        <w:pStyle w:val="BodyText"/>
+      </w:pPr>
+      <w:r>
+        <w:t xml:space="preserve">베라: 나도 드릴 게 있어요. 여기, 40년 쓴 수동 혈압계예요. 일을 많이 하시니까 한국에서 혈압 재시라고요. 그리고 나랑 따지지 마시라고 전해 줘요.</w:t>
+      </w:r>
+    </w:p>
+    <w:p>
+      <w:pPr>
+        <w:pStyle w:val="BodyText"/>
+      </w:pPr>
+      <w:r>
+        <w:t xml:space="preserve">도윤: 혈압계를 두 손으로 받으시면서 「매일 아침 재겠습니다」라고 하세요.</w:t>
+      </w:r>
+    </w:p>
+    <w:p>
+      <w:pPr>
+        <w:pStyle w:val="BodyText"/>
+      </w:pPr>
+      <w:r>
+        <w:t xml:space="preserve">베라: 그리고 하나만 더 전해 줘요. 할머니가 아니라 펠드셰르로서.</w:t>
+      </w:r>
+    </w:p>
+    <w:p>
+      <w:pPr>
+        <w:pStyle w:val="BodyText"/>
+      </w:pPr>
+      <w:r>
+        <w:t xml:space="preserve">도윤: 말씀하세요, 한 마디 한 마디 그대로 통역할게요.</w:t>
+      </w:r>
+    </w:p>
+    <w:p>
+      <w:pPr>
+        <w:pStyle w:val="BodyText"/>
+      </w:pPr>
+      <w:r>
+        <w:t xml:space="preserve">베라: 내 손자를 서두름에서 지켜 주시라고요. 나는 늘 옆에 있을 수 없으니까요. 한국 사람들은, 보니까, 기다릴 줄 알더라고.</w:t>
+      </w:r>
+    </w:p>
+    <w:p>
+      <w:pPr>
+        <w:pStyle w:val="BodyText"/>
+      </w:pPr>
+      <w:r>
+        <w:t xml:space="preserve">도윤: 통역했어요. 「약속합니다. 함께 기다리겠습니다. 그리고 할머님도 부디 건강 조심하세요.」</w:t>
+      </w:r>
+    </w:p>
+    <w:p>
+      <w:pPr>
+        <w:pStyle w:val="BodyText"/>
+      </w:pPr>
+      <w:r>
+        <w:t xml:space="preserve">알렉세이: 할머니, 버스가 벌써 와요. 가야 해요.</w:t>
+      </w:r>
+    </w:p>
+    <w:p>
+      <w:pPr>
+        <w:pStyle w:val="BodyText"/>
+      </w:pPr>
+      <w:r>
+        <w:t xml:space="preserve">베라: 가거라. 알료샤, 첫 컨테이너는 서둘러 들여오지 마. 유예가 「지금 가져와」라는 뜻은 아니야.</w:t>
+      </w:r>
+    </w:p>
+    <w:p>
+      <w:pPr>
+        <w:pStyle w:val="BodyText"/>
+      </w:pPr>
+      <w:r>
+        <w:t xml:space="preserve">알렉세이: 할머니, 어젯밤에 벌써 도윤한테 부탁했어요. 등록 날 준비가 돼 있으려고 컨테이너는 2주 뒤에 선적돼요. 올가 페트로브나한텐 아직 말 안 했어요. 세관보다 그분이 더 무섭거든요.</w:t>
       </w:r>
     </w:p>
     <w:bookmarkEnd w:id="37"/>
